--- a/Спицын_ПИТПМ.docx
+++ b/Спицын_ПИТПМ.docx
@@ -1121,7 +1121,7 @@
         <w:widowControl w:val="1"/>
         <w:numPr>
           <w:ilvl w:val="0"/>
-          <w:numId w:val="4"/>
+          <w:numId w:val="5"/>
         </w:numPr>
         <w:pBdr>
           <w:top w:space="0" w:sz="0" w:val="nil"/>
@@ -1171,7 +1171,7 @@
         <w:widowControl w:val="1"/>
         <w:numPr>
           <w:ilvl w:val="1"/>
-          <w:numId w:val="4"/>
+          <w:numId w:val="5"/>
         </w:numPr>
         <w:pBdr>
           <w:top w:space="0" w:sz="0" w:val="nil"/>
@@ -1224,7 +1224,7 @@
         <w:widowControl w:val="1"/>
         <w:numPr>
           <w:ilvl w:val="1"/>
-          <w:numId w:val="4"/>
+          <w:numId w:val="5"/>
         </w:numPr>
         <w:pBdr>
           <w:top w:space="0" w:sz="0" w:val="nil"/>
@@ -1277,7 +1277,7 @@
         <w:widowControl w:val="1"/>
         <w:numPr>
           <w:ilvl w:val="1"/>
-          <w:numId w:val="4"/>
+          <w:numId w:val="5"/>
         </w:numPr>
         <w:pBdr>
           <w:top w:space="0" w:sz="0" w:val="nil"/>
@@ -1335,7 +1335,7 @@
         <w:widowControl w:val="1"/>
         <w:numPr>
           <w:ilvl w:val="0"/>
-          <w:numId w:val="4"/>
+          <w:numId w:val="5"/>
         </w:numPr>
         <w:pBdr>
           <w:top w:space="0" w:sz="0" w:val="nil"/>
@@ -1450,7 +1450,7 @@
       </w:pPr>
       <w:sdt>
         <w:sdtPr>
-          <w:id w:val="951166861"/>
+          <w:id w:val="-1301137067"/>
           <w:tag w:val="goog_rdk_0"/>
         </w:sdtPr>
         <w:sdtContent>
@@ -1879,7 +1879,7 @@
             </w:pPr>
             <w:sdt>
               <w:sdtPr>
-                <w:id w:val="842663402"/>
+                <w:id w:val="1719191298"/>
                 <w:tag w:val="goog_rdk_1"/>
               </w:sdtPr>
               <w:sdtContent>
@@ -1916,7 +1916,7 @@
             </w:pPr>
             <w:sdt>
               <w:sdtPr>
-                <w:id w:val="-355214311"/>
+                <w:id w:val="495208472"/>
                 <w:tag w:val="goog_rdk_2"/>
               </w:sdtPr>
               <w:sdtContent>
@@ -1953,7 +1953,7 @@
             </w:pPr>
             <w:sdt>
               <w:sdtPr>
-                <w:id w:val="661872614"/>
+                <w:id w:val="702102688"/>
                 <w:tag w:val="goog_rdk_3"/>
               </w:sdtPr>
               <w:sdtContent>
@@ -2018,7 +2018,7 @@
             </w:pPr>
             <w:sdt>
               <w:sdtPr>
-                <w:id w:val="2133992683"/>
+                <w:id w:val="1927042252"/>
                 <w:tag w:val="goog_rdk_4"/>
               </w:sdtPr>
               <w:sdtContent>
@@ -2249,7 +2249,7 @@
             </w:pPr>
             <w:sdt>
               <w:sdtPr>
-                <w:id w:val="-1407968188"/>
+                <w:id w:val="-1210553576"/>
                 <w:tag w:val="goog_rdk_5"/>
               </w:sdtPr>
               <w:sdtContent>
@@ -2314,7 +2314,7 @@
             </w:pPr>
             <w:sdt>
               <w:sdtPr>
-                <w:id w:val="-743562974"/>
+                <w:id w:val="-1424939842"/>
                 <w:tag w:val="goog_rdk_6"/>
               </w:sdtPr>
               <w:sdtContent>
@@ -2757,7 +2757,7 @@
             </w:pPr>
             <w:sdt>
               <w:sdtPr>
-                <w:id w:val="-1004270675"/>
+                <w:id w:val="1177402526"/>
                 <w:tag w:val="goog_rdk_7"/>
               </w:sdtPr>
               <w:sdtContent>
@@ -2794,7 +2794,7 @@
             </w:pPr>
             <w:sdt>
               <w:sdtPr>
-                <w:id w:val="1556526236"/>
+                <w:id w:val="-1211162661"/>
                 <w:tag w:val="goog_rdk_8"/>
               </w:sdtPr>
               <w:sdtContent>
@@ -2859,7 +2859,7 @@
             </w:pPr>
             <w:sdt>
               <w:sdtPr>
-                <w:id w:val="-906391994"/>
+                <w:id w:val="779181683"/>
                 <w:tag w:val="goog_rdk_9"/>
               </w:sdtPr>
               <w:sdtContent>
@@ -3498,7 +3498,7 @@
             </w:pPr>
             <w:sdt>
               <w:sdtPr>
-                <w:id w:val="-474995181"/>
+                <w:id w:val="-1058136092"/>
                 <w:tag w:val="goog_rdk_10"/>
               </w:sdtPr>
               <w:sdtContent>
@@ -3584,7 +3584,7 @@
             </w:pPr>
             <w:sdt>
               <w:sdtPr>
-                <w:id w:val="-256046443"/>
+                <w:id w:val="1468681201"/>
                 <w:tag w:val="goog_rdk_11"/>
               </w:sdtPr>
               <w:sdtContent>
@@ -3677,7 +3677,7 @@
             </w:pPr>
             <w:sdt>
               <w:sdtPr>
-                <w:id w:val="642433561"/>
+                <w:id w:val="-864485483"/>
                 <w:tag w:val="goog_rdk_12"/>
               </w:sdtPr>
               <w:sdtContent>
@@ -3742,7 +3742,7 @@
             </w:pPr>
             <w:sdt>
               <w:sdtPr>
-                <w:id w:val="881115479"/>
+                <w:id w:val="-2047846767"/>
                 <w:tag w:val="goog_rdk_13"/>
               </w:sdtPr>
               <w:sdtContent>
@@ -3912,7 +3912,7 @@
             </w:pPr>
             <w:sdt>
               <w:sdtPr>
-                <w:id w:val="913329934"/>
+                <w:id w:val="-1281952760"/>
                 <w:tag w:val="goog_rdk_14"/>
               </w:sdtPr>
               <w:sdtContent>
@@ -3949,7 +3949,7 @@
             </w:pPr>
             <w:sdt>
               <w:sdtPr>
-                <w:id w:val="-1056642023"/>
+                <w:id w:val="509333547"/>
                 <w:tag w:val="goog_rdk_15"/>
               </w:sdtPr>
               <w:sdtContent>
@@ -4070,7 +4070,7 @@
             </w:pPr>
             <w:sdt>
               <w:sdtPr>
-                <w:id w:val="-1630483440"/>
+                <w:id w:val="650310054"/>
                 <w:tag w:val="goog_rdk_16"/>
               </w:sdtPr>
               <w:sdtContent>
@@ -4212,7 +4212,7 @@
             </w:pPr>
             <w:sdt>
               <w:sdtPr>
-                <w:id w:val="287982514"/>
+                <w:id w:val="-739066830"/>
                 <w:tag w:val="goog_rdk_17"/>
               </w:sdtPr>
               <w:sdtContent>
@@ -4550,7 +4550,7 @@
             </w:pPr>
             <w:sdt>
               <w:sdtPr>
-                <w:id w:val="1612400726"/>
+                <w:id w:val="-2017615308"/>
                 <w:tag w:val="goog_rdk_18"/>
               </w:sdtPr>
               <w:sdtContent>
@@ -4671,7 +4671,7 @@
             </w:pPr>
             <w:sdt>
               <w:sdtPr>
-                <w:id w:val="1454593573"/>
+                <w:id w:val="1637722866"/>
                 <w:tag w:val="goog_rdk_19"/>
               </w:sdtPr>
               <w:sdtContent>
@@ -4777,7 +4777,7 @@
             </w:pPr>
             <w:sdt>
               <w:sdtPr>
-                <w:id w:val="-1044918023"/>
+                <w:id w:val="-1150636535"/>
                 <w:tag w:val="goog_rdk_20"/>
               </w:sdtPr>
               <w:sdtContent>
@@ -4809,7 +4809,7 @@
             </w:pPr>
             <w:sdt>
               <w:sdtPr>
-                <w:id w:val="1799310818"/>
+                <w:id w:val="-1137925373"/>
                 <w:tag w:val="goog_rdk_21"/>
               </w:sdtPr>
               <w:sdtContent>
@@ -5041,7 +5041,7 @@
             </w:pPr>
             <w:sdt>
               <w:sdtPr>
-                <w:id w:val="-232539521"/>
+                <w:id w:val="26369863"/>
                 <w:tag w:val="goog_rdk_22"/>
               </w:sdtPr>
               <w:sdtContent>
@@ -5073,7 +5073,7 @@
             </w:pPr>
             <w:sdt>
               <w:sdtPr>
-                <w:id w:val="-628158632"/>
+                <w:id w:val="-1298744141"/>
                 <w:tag w:val="goog_rdk_23"/>
               </w:sdtPr>
               <w:sdtContent>
@@ -5282,7 +5282,7 @@
             </w:pPr>
             <w:sdt>
               <w:sdtPr>
-                <w:id w:val="1280429016"/>
+                <w:id w:val="-661856669"/>
                 <w:tag w:val="goog_rdk_24"/>
               </w:sdtPr>
               <w:sdtContent>
@@ -5360,7 +5360,7 @@
             </w:pPr>
             <w:sdt>
               <w:sdtPr>
-                <w:id w:val="-635448807"/>
+                <w:id w:val="690312010"/>
                 <w:tag w:val="goog_rdk_25"/>
               </w:sdtPr>
               <w:sdtContent>
@@ -5415,7 +5415,7 @@
             </w:pPr>
             <w:sdt>
               <w:sdtPr>
-                <w:id w:val="1300499989"/>
+                <w:id w:val="-143879702"/>
                 <w:tag w:val="goog_rdk_26"/>
               </w:sdtPr>
               <w:sdtContent>
@@ -5803,7 +5803,7 @@
             </w:pPr>
             <w:sdt>
               <w:sdtPr>
-                <w:id w:val="-82536893"/>
+                <w:id w:val="-1643777248"/>
                 <w:tag w:val="goog_rdk_27"/>
               </w:sdtPr>
               <w:sdtContent>
@@ -5835,7 +5835,7 @@
             </w:pPr>
             <w:sdt>
               <w:sdtPr>
-                <w:id w:val="1647133025"/>
+                <w:id w:val="1049714711"/>
                 <w:tag w:val="goog_rdk_28"/>
               </w:sdtPr>
               <w:sdtContent>
@@ -6092,7 +6092,7 @@
             </w:pPr>
             <w:sdt>
               <w:sdtPr>
-                <w:id w:val="1926634937"/>
+                <w:id w:val="1875665244"/>
                 <w:tag w:val="goog_rdk_29"/>
               </w:sdtPr>
               <w:sdtContent>
@@ -6311,7 +6311,7 @@
             </w:pPr>
             <w:sdt>
               <w:sdtPr>
-                <w:id w:val="2093236781"/>
+                <w:id w:val="-320414658"/>
                 <w:tag w:val="goog_rdk_30"/>
               </w:sdtPr>
               <w:sdtContent>
@@ -6389,7 +6389,7 @@
             </w:pPr>
             <w:sdt>
               <w:sdtPr>
-                <w:id w:val="1126648399"/>
+                <w:id w:val="320891649"/>
                 <w:tag w:val="goog_rdk_31"/>
               </w:sdtPr>
               <w:sdtContent>
@@ -6444,7 +6444,7 @@
             </w:pPr>
             <w:sdt>
               <w:sdtPr>
-                <w:id w:val="928242479"/>
+                <w:id w:val="2074843719"/>
                 <w:tag w:val="goog_rdk_32"/>
               </w:sdtPr>
               <w:sdtContent>
@@ -6584,7 +6584,7 @@
             </w:pPr>
             <w:sdt>
               <w:sdtPr>
-                <w:id w:val="-1108998040"/>
+                <w:id w:val="-1972808187"/>
                 <w:tag w:val="goog_rdk_33"/>
               </w:sdtPr>
               <w:sdtContent>
@@ -6662,7 +6662,7 @@
             </w:pPr>
             <w:sdt>
               <w:sdtPr>
-                <w:id w:val="607505987"/>
+                <w:id w:val="-876594516"/>
                 <w:tag w:val="goog_rdk_34"/>
               </w:sdtPr>
               <w:sdtContent>
@@ -6717,7 +6717,7 @@
             </w:pPr>
             <w:sdt>
               <w:sdtPr>
-                <w:id w:val="-1450236794"/>
+                <w:id w:val="-1291640795"/>
                 <w:tag w:val="goog_rdk_35"/>
               </w:sdtPr>
               <w:sdtContent>
@@ -6772,7 +6772,7 @@
             </w:pPr>
             <w:sdt>
               <w:sdtPr>
-                <w:id w:val="68162729"/>
+                <w:id w:val="576774649"/>
                 <w:tag w:val="goog_rdk_36"/>
               </w:sdtPr>
               <w:sdtContent>
@@ -6935,7 +6935,7 @@
             </w:pPr>
             <w:sdt>
               <w:sdtPr>
-                <w:id w:val="471709298"/>
+                <w:id w:val="1705502844"/>
                 <w:tag w:val="goog_rdk_37"/>
               </w:sdtPr>
               <w:sdtContent>
@@ -6990,7 +6990,7 @@
             </w:pPr>
             <w:sdt>
               <w:sdtPr>
-                <w:id w:val="857184585"/>
+                <w:id w:val="672411529"/>
                 <w:tag w:val="goog_rdk_38"/>
               </w:sdtPr>
               <w:sdtContent>
@@ -7268,7 +7268,7 @@
             </w:pPr>
             <w:sdt>
               <w:sdtPr>
-                <w:id w:val="1346699256"/>
+                <w:id w:val="-1384501713"/>
                 <w:tag w:val="goog_rdk_39"/>
               </w:sdtPr>
               <w:sdtContent>
@@ -7631,7 +7631,7 @@
             </w:pPr>
             <w:sdt>
               <w:sdtPr>
-                <w:id w:val="-1509164996"/>
+                <w:id w:val="1338436999"/>
                 <w:tag w:val="goog_rdk_40"/>
               </w:sdtPr>
               <w:sdtContent>
@@ -7663,7 +7663,7 @@
             </w:pPr>
             <w:sdt>
               <w:sdtPr>
-                <w:id w:val="-1081219145"/>
+                <w:id w:val="281199720"/>
                 <w:tag w:val="goog_rdk_41"/>
               </w:sdtPr>
               <w:sdtContent>
@@ -7695,7 +7695,7 @@
             </w:pPr>
             <w:sdt>
               <w:sdtPr>
-                <w:id w:val="-460063587"/>
+                <w:id w:val="-574881693"/>
                 <w:tag w:val="goog_rdk_42"/>
               </w:sdtPr>
               <w:sdtContent>
@@ -7750,7 +7750,7 @@
             </w:pPr>
             <w:sdt>
               <w:sdtPr>
-                <w:id w:val="-1999671029"/>
+                <w:id w:val="-901799860"/>
                 <w:tag w:val="goog_rdk_43"/>
               </w:sdtPr>
               <w:sdtContent>
@@ -7782,7 +7782,7 @@
             </w:pPr>
             <w:sdt>
               <w:sdtPr>
-                <w:id w:val="987425633"/>
+                <w:id w:val="443308973"/>
                 <w:tag w:val="goog_rdk_44"/>
               </w:sdtPr>
               <w:sdtContent>
@@ -7945,7 +7945,7 @@
             </w:pPr>
             <w:sdt>
               <w:sdtPr>
-                <w:id w:val="537647201"/>
+                <w:id w:val="976145"/>
                 <w:tag w:val="goog_rdk_45"/>
               </w:sdtPr>
               <w:sdtContent>
@@ -8164,7 +8164,7 @@
             </w:pPr>
             <w:sdt>
               <w:sdtPr>
-                <w:id w:val="-875898875"/>
+                <w:id w:val="-51707806"/>
                 <w:tag w:val="goog_rdk_46"/>
               </w:sdtPr>
               <w:sdtContent>
@@ -8219,7 +8219,7 @@
             </w:pPr>
             <w:sdt>
               <w:sdtPr>
-                <w:id w:val="-651022141"/>
+                <w:id w:val="1075040967"/>
                 <w:tag w:val="goog_rdk_47"/>
               </w:sdtPr>
               <w:sdtContent>
@@ -8251,7 +8251,7 @@
             </w:pPr>
             <w:sdt>
               <w:sdtPr>
-                <w:id w:val="-1337947518"/>
+                <w:id w:val="-283294517"/>
                 <w:tag w:val="goog_rdk_48"/>
               </w:sdtPr>
               <w:sdtContent>
@@ -8283,7 +8283,7 @@
             </w:pPr>
             <w:sdt>
               <w:sdtPr>
-                <w:id w:val="-1663126828"/>
+                <w:id w:val="2003401734"/>
                 <w:tag w:val="goog_rdk_49"/>
               </w:sdtPr>
               <w:sdtContent>
@@ -8315,7 +8315,7 @@
             </w:pPr>
             <w:sdt>
               <w:sdtPr>
-                <w:id w:val="442087544"/>
+                <w:id w:val="-329781487"/>
                 <w:tag w:val="goog_rdk_50"/>
               </w:sdtPr>
               <w:sdtContent>
@@ -8455,7 +8455,7 @@
             </w:pPr>
             <w:sdt>
               <w:sdtPr>
-                <w:id w:val="-349039978"/>
+                <w:id w:val="89219979"/>
                 <w:tag w:val="goog_rdk_51"/>
               </w:sdtPr>
               <w:sdtContent>
@@ -8510,7 +8510,7 @@
             </w:pPr>
             <w:sdt>
               <w:sdtPr>
-                <w:id w:val="-1094281538"/>
+                <w:id w:val="-1795825043"/>
                 <w:tag w:val="goog_rdk_52"/>
               </w:sdtPr>
               <w:sdtContent>
@@ -8565,7 +8565,7 @@
             </w:pPr>
             <w:sdt>
               <w:sdtPr>
-                <w:id w:val="-814051833"/>
+                <w:id w:val="-1605735773"/>
                 <w:tag w:val="goog_rdk_53"/>
               </w:sdtPr>
               <w:sdtContent>
@@ -8597,7 +8597,7 @@
             </w:pPr>
             <w:sdt>
               <w:sdtPr>
-                <w:id w:val="219416998"/>
+                <w:id w:val="1602577493"/>
                 <w:tag w:val="goog_rdk_54"/>
               </w:sdtPr>
               <w:sdtContent>
@@ -10258,7 +10258,7 @@
         <w:widowControl w:val="1"/>
         <w:numPr>
           <w:ilvl w:val="0"/>
-          <w:numId w:val="4"/>
+          <w:numId w:val="5"/>
         </w:numPr>
         <w:pBdr>
           <w:top w:space="0" w:sz="0" w:val="nil"/>
@@ -10305,7 +10305,7 @@
         <w:widowControl w:val="0"/>
         <w:numPr>
           <w:ilvl w:val="1"/>
-          <w:numId w:val="4"/>
+          <w:numId w:val="5"/>
         </w:numPr>
         <w:ind w:left="0" w:firstLine="360"/>
         <w:jc w:val="both"/>
@@ -10404,7 +10404,7 @@
         <w:widowControl w:val="1"/>
         <w:numPr>
           <w:ilvl w:val="1"/>
-          <w:numId w:val="4"/>
+          <w:numId w:val="5"/>
         </w:numPr>
         <w:pBdr>
           <w:top w:space="0" w:sz="0" w:val="nil"/>
@@ -10607,7 +10607,7 @@
         <w:widowControl w:val="0"/>
         <w:numPr>
           <w:ilvl w:val="1"/>
-          <w:numId w:val="4"/>
+          <w:numId w:val="5"/>
         </w:numPr>
         <w:pBdr>
           <w:top w:space="0" w:sz="0" w:val="nil"/>
@@ -10746,7 +10746,7 @@
         <w:widowControl w:val="0"/>
         <w:numPr>
           <w:ilvl w:val="1"/>
-          <w:numId w:val="4"/>
+          <w:numId w:val="5"/>
         </w:numPr>
         <w:pBdr>
           <w:top w:space="0" w:sz="0" w:val="nil"/>
@@ -10885,7 +10885,7 @@
         <w:widowControl w:val="0"/>
         <w:numPr>
           <w:ilvl w:val="0"/>
-          <w:numId w:val="4"/>
+          <w:numId w:val="5"/>
         </w:numPr>
         <w:pBdr>
           <w:top w:space="0" w:sz="0" w:val="nil"/>
@@ -11143,7 +11143,7 @@
         <w:widowControl w:val="1"/>
         <w:numPr>
           <w:ilvl w:val="0"/>
-          <w:numId w:val="1"/>
+          <w:numId w:val="2"/>
         </w:numPr>
         <w:pBdr>
           <w:top w:space="0" w:sz="0" w:val="nil"/>
@@ -11193,7 +11193,7 @@
         <w:widowControl w:val="1"/>
         <w:numPr>
           <w:ilvl w:val="1"/>
-          <w:numId w:val="1"/>
+          <w:numId w:val="2"/>
         </w:numPr>
         <w:pBdr>
           <w:top w:space="0" w:sz="0" w:val="nil"/>
@@ -11246,7 +11246,7 @@
         <w:widowControl w:val="1"/>
         <w:numPr>
           <w:ilvl w:val="1"/>
-          <w:numId w:val="1"/>
+          <w:numId w:val="2"/>
         </w:numPr>
         <w:pBdr>
           <w:top w:space="0" w:sz="0" w:val="nil"/>
@@ -11299,7 +11299,7 @@
         <w:widowControl w:val="1"/>
         <w:numPr>
           <w:ilvl w:val="1"/>
-          <w:numId w:val="1"/>
+          <w:numId w:val="2"/>
         </w:numPr>
         <w:pBdr>
           <w:top w:space="0" w:sz="0" w:val="nil"/>
@@ -11362,7 +11362,7 @@
         <w:widowControl w:val="1"/>
         <w:numPr>
           <w:ilvl w:val="0"/>
-          <w:numId w:val="1"/>
+          <w:numId w:val="2"/>
         </w:numPr>
         <w:pBdr>
           <w:top w:space="0" w:sz="0" w:val="nil"/>
@@ -27011,7 +27011,7 @@
         <w:widowControl w:val="1"/>
         <w:numPr>
           <w:ilvl w:val="0"/>
-          <w:numId w:val="1"/>
+          <w:numId w:val="2"/>
         </w:numPr>
         <w:pBdr>
           <w:top w:space="0" w:sz="0" w:val="nil"/>
@@ -27061,7 +27061,7 @@
         <w:widowControl w:val="1"/>
         <w:numPr>
           <w:ilvl w:val="1"/>
-          <w:numId w:val="1"/>
+          <w:numId w:val="2"/>
         </w:numPr>
         <w:pBdr>
           <w:top w:space="0" w:sz="0" w:val="nil"/>
@@ -27464,7 +27464,7 @@
         <w:widowControl w:val="1"/>
         <w:numPr>
           <w:ilvl w:val="1"/>
-          <w:numId w:val="1"/>
+          <w:numId w:val="2"/>
         </w:numPr>
         <w:pBdr>
           <w:top w:space="0" w:sz="0" w:val="nil"/>
@@ -27597,7 +27597,7 @@
         <w:widowControl w:val="1"/>
         <w:numPr>
           <w:ilvl w:val="1"/>
-          <w:numId w:val="1"/>
+          <w:numId w:val="2"/>
         </w:numPr>
         <w:pBdr>
           <w:top w:space="0" w:sz="0" w:val="nil"/>
@@ -28148,7 +28148,7 @@
         <w:widowControl w:val="1"/>
         <w:numPr>
           <w:ilvl w:val="0"/>
-          <w:numId w:val="1"/>
+          <w:numId w:val="2"/>
         </w:numPr>
         <w:pBdr>
           <w:top w:space="0" w:sz="0" w:val="nil"/>
@@ -28354,7 +28354,7 @@
         <w:widowControl w:val="0"/>
         <w:numPr>
           <w:ilvl w:val="0"/>
-          <w:numId w:val="3"/>
+          <w:numId w:val="4"/>
         </w:numPr>
         <w:pBdr>
           <w:top w:space="0" w:sz="0" w:val="nil"/>
@@ -28397,7 +28397,7 @@
         <w:widowControl w:val="0"/>
         <w:numPr>
           <w:ilvl w:val="1"/>
-          <w:numId w:val="2"/>
+          <w:numId w:val="3"/>
         </w:numPr>
         <w:pBdr>
           <w:top w:space="0" w:sz="0" w:val="nil"/>
@@ -28440,7 +28440,7 @@
         <w:widowControl w:val="0"/>
         <w:numPr>
           <w:ilvl w:val="1"/>
-          <w:numId w:val="2"/>
+          <w:numId w:val="3"/>
         </w:numPr>
         <w:pBdr>
           <w:top w:space="0" w:sz="0" w:val="nil"/>
@@ -28522,7 +28522,7 @@
         <w:widowControl w:val="1"/>
         <w:numPr>
           <w:ilvl w:val="0"/>
-          <w:numId w:val="3"/>
+          <w:numId w:val="4"/>
         </w:numPr>
         <w:pBdr>
           <w:top w:space="0" w:sz="0" w:val="nil"/>
@@ -28675,12 +28675,12 @@
           <wp:inline distB="0" distT="0" distL="0" distR="0">
             <wp:extent cx="5920914" cy="3330673"/>
             <wp:effectExtent b="0" l="0" r="0" t="0"/>
-            <wp:docPr id="20" name="image6.png"/>
+            <wp:docPr id="20" name="image4.png"/>
             <a:graphic>
               <a:graphicData uri="http://schemas.openxmlformats.org/drawingml/2006/picture">
                 <pic:pic>
                   <pic:nvPicPr>
-                    <pic:cNvPr id="0" name="image6.png"/>
+                    <pic:cNvPr id="0" name="image4.png"/>
                     <pic:cNvPicPr preferRelativeResize="0"/>
                   </pic:nvPicPr>
                   <pic:blipFill>
@@ -28943,12 +28943,12 @@
           <wp:inline distB="0" distT="0" distL="0" distR="0">
             <wp:extent cx="5941060" cy="4915535"/>
             <wp:effectExtent b="0" l="0" r="0" t="0"/>
-            <wp:docPr id="21" name="image3.png"/>
+            <wp:docPr id="21" name="image6.png"/>
             <a:graphic>
               <a:graphicData uri="http://schemas.openxmlformats.org/drawingml/2006/picture">
                 <pic:pic>
                   <pic:nvPicPr>
-                    <pic:cNvPr id="0" name="image3.png"/>
+                    <pic:cNvPr id="0" name="image6.png"/>
                     <pic:cNvPicPr preferRelativeResize="0"/>
                   </pic:nvPicPr>
                   <pic:blipFill>
@@ -29084,12 +29084,12 @@
           <wp:inline distB="0" distT="0" distL="0" distR="0">
             <wp:extent cx="5941060" cy="3342005"/>
             <wp:effectExtent b="0" l="0" r="0" t="0"/>
-            <wp:docPr id="24" name="image9.png"/>
+            <wp:docPr id="24" name="image7.png"/>
             <a:graphic>
               <a:graphicData uri="http://schemas.openxmlformats.org/drawingml/2006/picture">
                 <pic:pic>
                   <pic:nvPicPr>
-                    <pic:cNvPr id="0" name="image9.png"/>
+                    <pic:cNvPr id="0" name="image7.png"/>
                     <pic:cNvPicPr preferRelativeResize="0"/>
                   </pic:nvPicPr>
                   <pic:blipFill>
@@ -29264,12 +29264,12 @@
           <wp:inline distB="0" distT="0" distL="0" distR="0">
             <wp:extent cx="5941060" cy="5000625"/>
             <wp:effectExtent b="0" l="0" r="0" t="0"/>
-            <wp:docPr id="23" name="image7.png"/>
+            <wp:docPr id="23" name="image1.png"/>
             <a:graphic>
               <a:graphicData uri="http://schemas.openxmlformats.org/drawingml/2006/picture">
                 <pic:pic>
                   <pic:nvPicPr>
-                    <pic:cNvPr id="0" name="image7.png"/>
+                    <pic:cNvPr id="0" name="image1.png"/>
                     <pic:cNvPicPr preferRelativeResize="0"/>
                   </pic:nvPicPr>
                   <pic:blipFill>
@@ -29440,12 +29440,12 @@
           <wp:inline distB="0" distT="0" distL="0" distR="0">
             <wp:extent cx="5941060" cy="3342005"/>
             <wp:effectExtent b="0" l="0" r="0" t="0"/>
-            <wp:docPr id="25" name="image5.png"/>
+            <wp:docPr id="25" name="image2.png"/>
             <a:graphic>
               <a:graphicData uri="http://schemas.openxmlformats.org/drawingml/2006/picture">
                 <pic:pic>
                   <pic:nvPicPr>
-                    <pic:cNvPr id="0" name="image5.png"/>
+                    <pic:cNvPr id="0" name="image2.png"/>
                     <pic:cNvPicPr preferRelativeResize="0"/>
                   </pic:nvPicPr>
                   <pic:blipFill>
@@ -29528,12 +29528,12 @@
           <wp:inline distB="0" distT="0" distL="0" distR="0">
             <wp:extent cx="5941060" cy="3347085"/>
             <wp:effectExtent b="0" l="0" r="0" t="0"/>
-            <wp:docPr id="29" name="image4.png"/>
+            <wp:docPr id="29" name="image11.png"/>
             <a:graphic>
               <a:graphicData uri="http://schemas.openxmlformats.org/drawingml/2006/picture">
                 <pic:pic>
                   <pic:nvPicPr>
-                    <pic:cNvPr id="0" name="image4.png"/>
+                    <pic:cNvPr id="0" name="image11.png"/>
                     <pic:cNvPicPr preferRelativeResize="0"/>
                   </pic:nvPicPr>
                   <pic:blipFill>
@@ -29616,12 +29616,12 @@
           <wp:inline distB="0" distT="0" distL="0" distR="0">
             <wp:extent cx="5941060" cy="3342005"/>
             <wp:effectExtent b="0" l="0" r="0" t="0"/>
-            <wp:docPr id="27" name="image12.png"/>
+            <wp:docPr id="27" name="image3.png"/>
             <a:graphic>
               <a:graphicData uri="http://schemas.openxmlformats.org/drawingml/2006/picture">
                 <pic:pic>
                   <pic:nvPicPr>
-                    <pic:cNvPr id="0" name="image12.png"/>
+                    <pic:cNvPr id="0" name="image3.png"/>
                     <pic:cNvPicPr preferRelativeResize="0"/>
                   </pic:nvPicPr>
                   <pic:blipFill>
@@ -29996,12 +29996,12 @@
           <wp:inline distB="0" distT="0" distL="0" distR="0">
             <wp:extent cx="5941060" cy="4015740"/>
             <wp:effectExtent b="0" l="0" r="0" t="0"/>
-            <wp:docPr id="28" name="image2.png"/>
+            <wp:docPr id="28" name="image5.png"/>
             <a:graphic>
               <a:graphicData uri="http://schemas.openxmlformats.org/drawingml/2006/picture">
                 <pic:pic>
                   <pic:nvPicPr>
-                    <pic:cNvPr id="0" name="image2.png"/>
+                    <pic:cNvPr id="0" name="image5.png"/>
                     <pic:cNvPicPr preferRelativeResize="0"/>
                   </pic:nvPicPr>
                   <pic:blipFill>
@@ -30084,12 +30084,12 @@
           <wp:inline distB="0" distT="0" distL="0" distR="0">
             <wp:extent cx="3600953" cy="1333686"/>
             <wp:effectExtent b="0" l="0" r="0" t="0"/>
-            <wp:docPr id="30" name="image11.png"/>
+            <wp:docPr id="30" name="image12.png"/>
             <a:graphic>
               <a:graphicData uri="http://schemas.openxmlformats.org/drawingml/2006/picture">
                 <pic:pic>
                   <pic:nvPicPr>
-                    <pic:cNvPr id="0" name="image11.png"/>
+                    <pic:cNvPr id="0" name="image12.png"/>
                     <pic:cNvPicPr preferRelativeResize="0"/>
                   </pic:nvPicPr>
                   <pic:blipFill>
@@ -30166,7 +30166,7 @@
         <w:widowControl w:val="1"/>
         <w:numPr>
           <w:ilvl w:val="0"/>
-          <w:numId w:val="3"/>
+          <w:numId w:val="4"/>
         </w:numPr>
         <w:pBdr>
           <w:top w:space="0" w:sz="0" w:val="nil"/>
@@ -30216,7 +30216,7 @@
         <w:widowControl w:val="0"/>
         <w:numPr>
           <w:ilvl w:val="1"/>
-          <w:numId w:val="3"/>
+          <w:numId w:val="4"/>
         </w:numPr>
         <w:pBdr>
           <w:top w:space="0" w:sz="0" w:val="nil"/>
@@ -30356,7 +30356,7 @@
         <w:widowControl w:val="0"/>
         <w:numPr>
           <w:ilvl w:val="1"/>
-          <w:numId w:val="3"/>
+          <w:numId w:val="4"/>
         </w:numPr>
         <w:pBdr>
           <w:top w:space="0" w:sz="0" w:val="nil"/>
@@ -30542,7 +30542,7 @@
         <w:widowControl w:val="0"/>
         <w:numPr>
           <w:ilvl w:val="1"/>
-          <w:numId w:val="3"/>
+          <w:numId w:val="4"/>
         </w:numPr>
         <w:pBdr>
           <w:top w:space="0" w:sz="0" w:val="nil"/>
@@ -30682,7 +30682,7 @@
         <w:widowControl w:val="0"/>
         <w:numPr>
           <w:ilvl w:val="1"/>
-          <w:numId w:val="3"/>
+          <w:numId w:val="4"/>
         </w:numPr>
         <w:pBdr>
           <w:top w:space="0" w:sz="0" w:val="nil"/>
@@ -30822,7 +30822,7 @@
         <w:widowControl w:val="0"/>
         <w:numPr>
           <w:ilvl w:val="0"/>
-          <w:numId w:val="3"/>
+          <w:numId w:val="4"/>
         </w:numPr>
         <w:pBdr>
           <w:top w:space="0" w:sz="0" w:val="nil"/>
@@ -30983,7 +30983,7 @@
         <w:widowControl w:val="0"/>
         <w:numPr>
           <w:ilvl w:val="0"/>
-          <w:numId w:val="5"/>
+          <w:numId w:val="6"/>
         </w:numPr>
         <w:spacing w:after="0" w:afterAutospacing="0" w:before="280" w:lineRule="auto"/>
         <w:ind w:left="720" w:hanging="360"/>
@@ -31013,7 +31013,7 @@
         <w:widowControl w:val="0"/>
         <w:numPr>
           <w:ilvl w:val="1"/>
-          <w:numId w:val="5"/>
+          <w:numId w:val="6"/>
         </w:numPr>
         <w:spacing w:before="0" w:beforeAutospacing="0" w:lineRule="auto"/>
         <w:ind w:left="1440" w:hanging="360"/>
@@ -31041,7 +31041,7 @@
       <w:pPr>
         <w:numPr>
           <w:ilvl w:val="0"/>
-          <w:numId w:val="5"/>
+          <w:numId w:val="6"/>
         </w:numPr>
         <w:ind w:left="720" w:hanging="360"/>
         <w:rPr>
@@ -31407,7 +31407,7 @@
     <w:sdt>
       <w:sdtPr>
         <w:lock w:val="contentLocked"/>
-        <w:id w:val="99585347"/>
+        <w:id w:val="1474212078"/>
         <w:tag w:val="goog_rdk_55"/>
       </w:sdtPr>
       <w:sdtContent>
@@ -32498,7 +32498,7 @@
     <w:sdt>
       <w:sdtPr>
         <w:lock w:val="contentLocked"/>
-        <w:id w:val="57930054"/>
+        <w:id w:val="-1904918289"/>
         <w:tag w:val="goog_rdk_56"/>
       </w:sdtPr>
       <w:sdtContent>
@@ -33839,7 +33839,7 @@
     <w:sdt>
       <w:sdtPr>
         <w:lock w:val="contentLocked"/>
-        <w:id w:val="-311754823"/>
+        <w:id w:val="-981644827"/>
         <w:tag w:val="goog_rdk_57"/>
       </w:sdtPr>
       <w:sdtContent>
@@ -34598,7 +34598,7 @@
     <w:sdt>
       <w:sdtPr>
         <w:lock w:val="contentLocked"/>
-        <w:id w:val="1860001140"/>
+        <w:id w:val="1073433509"/>
         <w:tag w:val="goog_rdk_58"/>
       </w:sdtPr>
       <w:sdtContent>
@@ -36278,7 +36278,7 @@
     <w:sdt>
       <w:sdtPr>
         <w:lock w:val="contentLocked"/>
-        <w:id w:val="-266742522"/>
+        <w:id w:val="1419701325"/>
         <w:tag w:val="goog_rdk_59"/>
       </w:sdtPr>
       <w:sdtContent>
@@ -36842,12 +36842,12 @@
           <wp:inline distB="114300" distT="114300" distL="114300" distR="114300">
             <wp:extent cx="5940115" cy="2679700"/>
             <wp:effectExtent b="0" l="0" r="0" t="0"/>
-            <wp:docPr id="19" name="image1.png"/>
+            <wp:docPr id="19" name="image9.png"/>
             <a:graphic>
               <a:graphicData uri="http://schemas.openxmlformats.org/drawingml/2006/picture">
                 <pic:pic>
                   <pic:nvPicPr>
-                    <pic:cNvPr id="0" name="image1.png"/>
+                    <pic:cNvPr id="0" name="image9.png"/>
                     <pic:cNvPicPr preferRelativeResize="0"/>
                   </pic:nvPicPr>
                   <pic:blipFill>
@@ -36903,7 +36903,7 @@
         <w:widowControl w:val="0"/>
         <w:numPr>
           <w:ilvl w:val="1"/>
-          <w:numId w:val="3"/>
+          <w:numId w:val="4"/>
         </w:numPr>
         <w:ind w:firstLine="360"/>
         <w:jc w:val="both"/>
@@ -37012,7 +37012,7 @@
         <w:widowControl w:val="0"/>
         <w:numPr>
           <w:ilvl w:val="1"/>
-          <w:numId w:val="3"/>
+          <w:numId w:val="4"/>
         </w:numPr>
         <w:ind w:firstLine="360"/>
         <w:jc w:val="both"/>
@@ -37146,7 +37146,7 @@
         <w:widowControl w:val="0"/>
         <w:numPr>
           <w:ilvl w:val="1"/>
-          <w:numId w:val="3"/>
+          <w:numId w:val="4"/>
         </w:numPr>
         <w:ind w:firstLine="360"/>
         <w:jc w:val="both"/>
@@ -37241,6 +37241,2131 @@
           <w:rtl w:val="0"/>
         </w:rPr>
         <w:t xml:space="preserve">В ходе выполнения лабораторной работы были изучены и освоены процесс тестирования методом «белого ящика».</w:t>
+      </w:r>
+      <w:r>
+        <w:rPr>
+          <w:rtl w:val="0"/>
+        </w:rPr>
+      </w:r>
+    </w:p>
+    <w:p>
+      <w:pPr>
+        <w:widowControl w:val="0"/>
+        <w:ind w:firstLine="709"/>
+        <w:jc w:val="both"/>
+        <w:rPr>
+          <w:sz w:val="28"/>
+          <w:szCs w:val="28"/>
+        </w:rPr>
+      </w:pPr>
+      <w:r>
+        <w:rPr>
+          <w:rtl w:val="0"/>
+        </w:rPr>
+      </w:r>
+    </w:p>
+    <w:p>
+      <w:pPr>
+        <w:widowControl w:val="0"/>
+        <w:ind w:firstLine="709"/>
+        <w:jc w:val="both"/>
+        <w:rPr>
+          <w:b w:val="1"/>
+          <w:bCs w:val="1"/>
+          <w:sz w:val="28"/>
+          <w:szCs w:val="28"/>
+        </w:rPr>
+      </w:pPr>
+      <w:r>
+        <w:br w:type="page"/>
+      </w:r>
+      <w:r>
+        <w:rPr>
+          <w:rtl w:val="0"/>
+        </w:rPr>
+      </w:r>
+    </w:p>
+    <w:p>
+      <w:pPr>
+        <w:jc w:val="center"/>
+        <w:rPr>
+          <w:b w:val="1"/>
+          <w:bCs w:val="1"/>
+          <w:sz w:val="32"/>
+          <w:szCs w:val="32"/>
+        </w:rPr>
+      </w:pPr>
+      <w:r>
+        <w:rPr>
+          <w:b w:val="1"/>
+          <w:bCs w:val="1"/>
+          <w:sz w:val="32"/>
+          <w:szCs w:val="32"/>
+          <w:rtl w:val="0"/>
+        </w:rPr>
+        <w:t xml:space="preserve">Лабораторная работа №5</w:t>
+      </w:r>
+    </w:p>
+    <w:p>
+      <w:pPr>
+        <w:keepNext w:val="1"/>
+        <w:widowControl w:val="0"/>
+        <w:jc w:val="center"/>
+        <w:rPr>
+          <w:b w:val="1"/>
+          <w:bCs w:val="1"/>
+          <w:sz w:val="32"/>
+          <w:szCs w:val="32"/>
+        </w:rPr>
+      </w:pPr>
+      <w:r>
+        <w:rPr>
+          <w:b w:val="1"/>
+          <w:bCs w:val="1"/>
+          <w:sz w:val="32"/>
+          <w:szCs w:val="32"/>
+          <w:rtl w:val="0"/>
+        </w:rPr>
+        <w:t xml:space="preserve">Изучение отладочных возможностей сред программирования</w:t>
+      </w:r>
+    </w:p>
+    <w:p>
+      <w:pPr>
+        <w:keepNext w:val="1"/>
+        <w:widowControl w:val="0"/>
+        <w:numPr>
+          <w:ilvl w:val="0"/>
+          <w:numId w:val="1"/>
+        </w:numPr>
+        <w:spacing w:after="0" w:afterAutospacing="0" w:before="280" w:lineRule="auto"/>
+        <w:ind w:left="720" w:hanging="360"/>
+        <w:jc w:val="both"/>
+        <w:rPr>
+          <w:b w:val="1"/>
+          <w:bCs w:val="1"/>
+          <w:sz w:val="28"/>
+          <w:szCs w:val="28"/>
+          <w:u w:val="none"/>
+        </w:rPr>
+      </w:pPr>
+      <w:r>
+        <w:rPr>
+          <w:b w:val="1"/>
+          <w:bCs w:val="1"/>
+          <w:sz w:val="28"/>
+          <w:szCs w:val="28"/>
+          <w:rtl w:val="0"/>
+        </w:rPr>
+        <w:t xml:space="preserve">Цель работы</w:t>
+      </w:r>
+    </w:p>
+    <w:p>
+      <w:pPr>
+        <w:keepNext w:val="1"/>
+        <w:widowControl w:val="0"/>
+        <w:numPr>
+          <w:ilvl w:val="1"/>
+          <w:numId w:val="1"/>
+        </w:numPr>
+        <w:spacing w:before="0" w:beforeAutospacing="0" w:lineRule="auto"/>
+        <w:ind w:left="1440" w:hanging="360"/>
+        <w:jc w:val="both"/>
+        <w:rPr>
+          <w:sz w:val="28"/>
+          <w:szCs w:val="28"/>
+          <w:u w:val="none"/>
+        </w:rPr>
+      </w:pPr>
+      <w:r>
+        <w:rPr>
+          <w:sz w:val="28"/>
+          <w:szCs w:val="28"/>
+          <w:rtl w:val="0"/>
+        </w:rPr>
+        <w:t xml:space="preserve">Изучить и освоить процесс тестирования методом «черного ящика»</w:t>
+      </w:r>
+      <w:r>
+        <w:rPr>
+          <w:rtl w:val="0"/>
+        </w:rPr>
+      </w:r>
+    </w:p>
+    <w:p>
+      <w:pPr>
+        <w:numPr>
+          <w:ilvl w:val="0"/>
+          <w:numId w:val="1"/>
+        </w:numPr>
+        <w:ind w:left="720" w:hanging="360"/>
+        <w:rPr>
+          <w:b w:val="1"/>
+          <w:bCs w:val="1"/>
+          <w:sz w:val="28"/>
+          <w:szCs w:val="28"/>
+          <w:u w:val="none"/>
+        </w:rPr>
+      </w:pPr>
+      <w:r>
+        <w:rPr>
+          <w:b w:val="1"/>
+          <w:bCs w:val="1"/>
+          <w:sz w:val="28"/>
+          <w:szCs w:val="28"/>
+          <w:rtl w:val="0"/>
+        </w:rPr>
+        <w:t xml:space="preserve">Ход работы </w:t>
+      </w:r>
+    </w:p>
+    <w:p>
+      <w:pPr>
+        <w:ind w:left="720" w:firstLine="0"/>
+        <w:rPr>
+          <w:b w:val="1"/>
+          <w:bCs w:val="1"/>
+          <w:sz w:val="28"/>
+          <w:szCs w:val="28"/>
+        </w:rPr>
+      </w:pPr>
+      <w:r>
+        <w:rPr>
+          <w:rtl w:val="0"/>
+        </w:rPr>
+      </w:r>
+    </w:p>
+    <w:sdt>
+      <w:sdtPr>
+        <w:lock w:val="contentLocked"/>
+        <w:id w:val="-780007765"/>
+        <w:tag w:val="goog_rdk_60"/>
+      </w:sdtPr>
+      <w:sdtContent>
+        <w:tbl>
+          <w:tblPr>
+            <w:tblStyle w:val="Table10"/>
+            <w:tblW w:w="9540.0" w:type="dxa"/>
+            <w:jc w:val="left"/>
+            <w:tblInd w:w="-225.0" w:type="dxa"/>
+            <w:tblBorders>
+              <w:top w:color="000000" w:space="0" w:sz="8" w:val="single"/>
+              <w:left w:color="000000" w:space="0" w:sz="8" w:val="single"/>
+              <w:bottom w:color="000000" w:space="0" w:sz="8" w:val="single"/>
+              <w:right w:color="000000" w:space="0" w:sz="8" w:val="single"/>
+              <w:insideH w:color="000000" w:space="0" w:sz="8" w:val="single"/>
+              <w:insideV w:color="000000" w:space="0" w:sz="8" w:val="single"/>
+            </w:tblBorders>
+            <w:tblLayout w:type="fixed"/>
+            <w:tblLook w:val="0600"/>
+          </w:tblPr>
+          <w:tblGrid>
+            <w:gridCol w:w="3810"/>
+            <w:gridCol w:w="2865"/>
+            <w:gridCol w:w="2865"/>
+            <w:tblGridChange w:id="0">
+              <w:tblGrid>
+                <w:gridCol w:w="3810"/>
+                <w:gridCol w:w="2865"/>
+                <w:gridCol w:w="2865"/>
+              </w:tblGrid>
+            </w:tblGridChange>
+          </w:tblGrid>
+          <w:tr>
+            <w:trPr>
+              <w:cantSplit w:val="0"/>
+              <w:tblHeader w:val="0"/>
+            </w:trPr>
+            <w:tc>
+              <w:tcPr>
+                <w:shd w:fill="auto" w:val="clear"/>
+                <w:tcMar>
+                  <w:top w:w="100.0" w:type="dxa"/>
+                  <w:left w:w="100.0" w:type="dxa"/>
+                  <w:bottom w:w="100.0" w:type="dxa"/>
+                  <w:right w:w="100.0" w:type="dxa"/>
+                </w:tcMar>
+                <w:vAlign w:val="top"/>
+              </w:tcPr>
+              <w:p>
+                <w:pPr>
+                  <w:keepNext w:val="0"/>
+                  <w:keepLines w:val="0"/>
+                  <w:pageBreakBefore w:val="0"/>
+                  <w:widowControl w:val="0"/>
+                  <w:pBdr>
+                    <w:top w:space="0" w:sz="0" w:val="nil"/>
+                    <w:left w:space="0" w:sz="0" w:val="nil"/>
+                    <w:bottom w:space="0" w:sz="0" w:val="nil"/>
+                    <w:right w:space="0" w:sz="0" w:val="nil"/>
+                    <w:between w:space="0" w:sz="0" w:val="nil"/>
+                  </w:pBdr>
+                  <w:shd w:fill="auto" w:val="clear"/>
+                  <w:spacing w:after="0" w:before="0" w:line="240" w:lineRule="auto"/>
+                  <w:ind w:left="0" w:right="0" w:firstLine="0"/>
+                  <w:jc w:val="left"/>
+                  <w:rPr>
+                    <w:b w:val="1"/>
+                    <w:bCs w:val="1"/>
+                    <w:sz w:val="28"/>
+                    <w:szCs w:val="28"/>
+                  </w:rPr>
+                </w:pPr>
+                <w:r>
+                  <w:rPr>
+                    <w:b w:val="1"/>
+                    <w:bCs w:val="1"/>
+                    <w:sz w:val="28"/>
+                    <w:szCs w:val="28"/>
+                    <w:rtl w:val="0"/>
+                  </w:rPr>
+                  <w:t xml:space="preserve">Действия</w:t>
+                </w:r>
+              </w:p>
+            </w:tc>
+            <w:tc>
+              <w:tcPr>
+                <w:shd w:fill="auto" w:val="clear"/>
+                <w:tcMar>
+                  <w:top w:w="100.0" w:type="dxa"/>
+                  <w:left w:w="100.0" w:type="dxa"/>
+                  <w:bottom w:w="100.0" w:type="dxa"/>
+                  <w:right w:w="100.0" w:type="dxa"/>
+                </w:tcMar>
+                <w:vAlign w:val="top"/>
+              </w:tcPr>
+              <w:p>
+                <w:pPr>
+                  <w:keepNext w:val="0"/>
+                  <w:keepLines w:val="0"/>
+                  <w:pageBreakBefore w:val="0"/>
+                  <w:widowControl w:val="0"/>
+                  <w:pBdr>
+                    <w:top w:space="0" w:sz="0" w:val="nil"/>
+                    <w:left w:space="0" w:sz="0" w:val="nil"/>
+                    <w:bottom w:space="0" w:sz="0" w:val="nil"/>
+                    <w:right w:space="0" w:sz="0" w:val="nil"/>
+                    <w:between w:space="0" w:sz="0" w:val="nil"/>
+                  </w:pBdr>
+                  <w:shd w:fill="auto" w:val="clear"/>
+                  <w:spacing w:after="0" w:before="0" w:line="240" w:lineRule="auto"/>
+                  <w:ind w:left="0" w:right="0" w:firstLine="0"/>
+                  <w:jc w:val="left"/>
+                  <w:rPr>
+                    <w:b w:val="1"/>
+                    <w:bCs w:val="1"/>
+                    <w:sz w:val="28"/>
+                    <w:szCs w:val="28"/>
+                  </w:rPr>
+                </w:pPr>
+                <w:r>
+                  <w:rPr>
+                    <w:b w:val="1"/>
+                    <w:bCs w:val="1"/>
+                    <w:sz w:val="28"/>
+                    <w:szCs w:val="28"/>
+                    <w:rtl w:val="0"/>
+                  </w:rPr>
+                  <w:t xml:space="preserve">Ожидаемый результат</w:t>
+                </w:r>
+              </w:p>
+            </w:tc>
+            <w:tc>
+              <w:tcPr>
+                <w:shd w:fill="auto" w:val="clear"/>
+                <w:tcMar>
+                  <w:top w:w="100.0" w:type="dxa"/>
+                  <w:left w:w="100.0" w:type="dxa"/>
+                  <w:bottom w:w="100.0" w:type="dxa"/>
+                  <w:right w:w="100.0" w:type="dxa"/>
+                </w:tcMar>
+                <w:vAlign w:val="top"/>
+              </w:tcPr>
+              <w:p>
+                <w:pPr>
+                  <w:keepNext w:val="0"/>
+                  <w:keepLines w:val="0"/>
+                  <w:pageBreakBefore w:val="0"/>
+                  <w:widowControl w:val="0"/>
+                  <w:pBdr>
+                    <w:top w:space="0" w:sz="0" w:val="nil"/>
+                    <w:left w:space="0" w:sz="0" w:val="nil"/>
+                    <w:bottom w:space="0" w:sz="0" w:val="nil"/>
+                    <w:right w:space="0" w:sz="0" w:val="nil"/>
+                    <w:between w:space="0" w:sz="0" w:val="nil"/>
+                  </w:pBdr>
+                  <w:shd w:fill="auto" w:val="clear"/>
+                  <w:spacing w:after="0" w:before="0" w:line="240" w:lineRule="auto"/>
+                  <w:ind w:left="0" w:right="0" w:firstLine="0"/>
+                  <w:jc w:val="left"/>
+                  <w:rPr>
+                    <w:b w:val="1"/>
+                    <w:bCs w:val="1"/>
+                    <w:sz w:val="28"/>
+                    <w:szCs w:val="28"/>
+                  </w:rPr>
+                </w:pPr>
+                <w:r>
+                  <w:rPr>
+                    <w:b w:val="1"/>
+                    <w:bCs w:val="1"/>
+                    <w:sz w:val="28"/>
+                    <w:szCs w:val="28"/>
+                    <w:rtl w:val="0"/>
+                  </w:rPr>
+                  <w:t xml:space="preserve">Полученный результат</w:t>
+                </w:r>
+              </w:p>
+            </w:tc>
+          </w:tr>
+          <w:tr>
+            <w:trPr>
+              <w:cantSplit w:val="0"/>
+              <w:tblHeader w:val="0"/>
+            </w:trPr>
+            <w:tc>
+              <w:tcPr>
+                <w:shd w:fill="auto" w:val="clear"/>
+                <w:tcMar>
+                  <w:top w:w="100.0" w:type="dxa"/>
+                  <w:left w:w="100.0" w:type="dxa"/>
+                  <w:bottom w:w="100.0" w:type="dxa"/>
+                  <w:right w:w="100.0" w:type="dxa"/>
+                </w:tcMar>
+                <w:vAlign w:val="top"/>
+              </w:tcPr>
+              <w:p>
+                <w:pPr>
+                  <w:keepNext w:val="0"/>
+                  <w:keepLines w:val="0"/>
+                  <w:pageBreakBefore w:val="0"/>
+                  <w:widowControl w:val="0"/>
+                  <w:pBdr>
+                    <w:top w:space="0" w:sz="0" w:val="nil"/>
+                    <w:left w:space="0" w:sz="0" w:val="nil"/>
+                    <w:bottom w:space="0" w:sz="0" w:val="nil"/>
+                    <w:right w:space="0" w:sz="0" w:val="nil"/>
+                    <w:between w:space="0" w:sz="0" w:val="nil"/>
+                  </w:pBdr>
+                  <w:shd w:fill="auto" w:val="clear"/>
+                  <w:spacing w:after="0" w:before="0" w:line="240" w:lineRule="auto"/>
+                  <w:ind w:left="0" w:right="0" w:firstLine="0"/>
+                  <w:jc w:val="left"/>
+                  <w:rPr>
+                    <w:b w:val="1"/>
+                    <w:bCs w:val="1"/>
+                    <w:sz w:val="28"/>
+                    <w:szCs w:val="28"/>
+                  </w:rPr>
+                </w:pPr>
+                <w:r>
+                  <w:rPr>
+                    <w:b w:val="1"/>
+                    <w:bCs w:val="1"/>
+                    <w:sz w:val="28"/>
+                    <w:szCs w:val="28"/>
+                    <w:rtl w:val="0"/>
+                  </w:rPr>
+                  <w:t xml:space="preserve">Нажать на кнопку запуска приложения интернет-магазина «Cool Game Store».</w:t>
+                </w:r>
+              </w:p>
+            </w:tc>
+            <w:tc>
+              <w:tcPr>
+                <w:shd w:fill="auto" w:val="clear"/>
+                <w:tcMar>
+                  <w:top w:w="100.0" w:type="dxa"/>
+                  <w:left w:w="100.0" w:type="dxa"/>
+                  <w:bottom w:w="100.0" w:type="dxa"/>
+                  <w:right w:w="100.0" w:type="dxa"/>
+                </w:tcMar>
+                <w:vAlign w:val="top"/>
+              </w:tcPr>
+              <w:p>
+                <w:pPr>
+                  <w:keepNext w:val="0"/>
+                  <w:keepLines w:val="0"/>
+                  <w:pageBreakBefore w:val="0"/>
+                  <w:widowControl w:val="0"/>
+                  <w:pBdr>
+                    <w:top w:space="0" w:sz="0" w:val="nil"/>
+                    <w:left w:space="0" w:sz="0" w:val="nil"/>
+                    <w:bottom w:space="0" w:sz="0" w:val="nil"/>
+                    <w:right w:space="0" w:sz="0" w:val="nil"/>
+                    <w:between w:space="0" w:sz="0" w:val="nil"/>
+                  </w:pBdr>
+                  <w:shd w:fill="auto" w:val="clear"/>
+                  <w:spacing w:after="0" w:before="0" w:line="240" w:lineRule="auto"/>
+                  <w:ind w:left="0" w:right="0" w:firstLine="0"/>
+                  <w:jc w:val="left"/>
+                  <w:rPr>
+                    <w:b w:val="1"/>
+                    <w:bCs w:val="1"/>
+                    <w:sz w:val="28"/>
+                    <w:szCs w:val="28"/>
+                  </w:rPr>
+                </w:pPr>
+                <w:r>
+                  <w:rPr>
+                    <w:b w:val="1"/>
+                    <w:bCs w:val="1"/>
+                    <w:sz w:val="28"/>
+                    <w:szCs w:val="28"/>
+                    <w:rtl w:val="0"/>
+                  </w:rPr>
+                  <w:t xml:space="preserve">Запускается приложение и открывается окно интернет-магазина «Cool Game Store»</w:t>
+                </w:r>
+              </w:p>
+            </w:tc>
+            <w:tc>
+              <w:tcPr>
+                <w:shd w:fill="auto" w:val="clear"/>
+                <w:tcMar>
+                  <w:top w:w="100.0" w:type="dxa"/>
+                  <w:left w:w="100.0" w:type="dxa"/>
+                  <w:bottom w:w="100.0" w:type="dxa"/>
+                  <w:right w:w="100.0" w:type="dxa"/>
+                </w:tcMar>
+                <w:vAlign w:val="top"/>
+              </w:tcPr>
+              <w:p>
+                <w:pPr>
+                  <w:keepNext w:val="0"/>
+                  <w:keepLines w:val="0"/>
+                  <w:pageBreakBefore w:val="0"/>
+                  <w:widowControl w:val="0"/>
+                  <w:pBdr>
+                    <w:top w:space="0" w:sz="0" w:val="nil"/>
+                    <w:left w:space="0" w:sz="0" w:val="nil"/>
+                    <w:bottom w:space="0" w:sz="0" w:val="nil"/>
+                    <w:right w:space="0" w:sz="0" w:val="nil"/>
+                    <w:between w:space="0" w:sz="0" w:val="nil"/>
+                  </w:pBdr>
+                  <w:shd w:fill="auto" w:val="clear"/>
+                  <w:spacing w:after="0" w:before="0" w:line="240" w:lineRule="auto"/>
+                  <w:ind w:left="0" w:right="0" w:firstLine="0"/>
+                  <w:jc w:val="left"/>
+                  <w:rPr>
+                    <w:b w:val="1"/>
+                    <w:bCs w:val="1"/>
+                    <w:sz w:val="28"/>
+                    <w:szCs w:val="28"/>
+                  </w:rPr>
+                </w:pPr>
+                <w:r>
+                  <w:rPr>
+                    <w:b w:val="1"/>
+                    <w:bCs w:val="1"/>
+                    <w:sz w:val="28"/>
+                    <w:szCs w:val="28"/>
+                    <w:rtl w:val="0"/>
+                  </w:rPr>
+                  <w:t xml:space="preserve">Запускается приложение и открывается окно интернет-магазина «Cool Game Store»</w:t>
+                </w:r>
+              </w:p>
+            </w:tc>
+          </w:tr>
+          <w:tr>
+            <w:trPr>
+              <w:cantSplit w:val="0"/>
+              <w:tblHeader w:val="0"/>
+            </w:trPr>
+            <w:tc>
+              <w:tcPr>
+                <w:shd w:fill="auto" w:val="clear"/>
+                <w:tcMar>
+                  <w:top w:w="100.0" w:type="dxa"/>
+                  <w:left w:w="100.0" w:type="dxa"/>
+                  <w:bottom w:w="100.0" w:type="dxa"/>
+                  <w:right w:w="100.0" w:type="dxa"/>
+                </w:tcMar>
+                <w:vAlign w:val="top"/>
+              </w:tcPr>
+              <w:p>
+                <w:pPr>
+                  <w:keepNext w:val="0"/>
+                  <w:keepLines w:val="0"/>
+                  <w:pageBreakBefore w:val="0"/>
+                  <w:widowControl w:val="0"/>
+                  <w:pBdr>
+                    <w:top w:space="0" w:sz="0" w:val="nil"/>
+                    <w:left w:space="0" w:sz="0" w:val="nil"/>
+                    <w:bottom w:space="0" w:sz="0" w:val="nil"/>
+                    <w:right w:space="0" w:sz="0" w:val="nil"/>
+                    <w:between w:space="0" w:sz="0" w:val="nil"/>
+                  </w:pBdr>
+                  <w:shd w:fill="auto" w:val="clear"/>
+                  <w:spacing w:after="0" w:before="0" w:line="240" w:lineRule="auto"/>
+                  <w:ind w:left="0" w:right="0" w:firstLine="0"/>
+                  <w:jc w:val="left"/>
+                  <w:rPr>
+                    <w:b w:val="1"/>
+                    <w:bCs w:val="1"/>
+                    <w:sz w:val="28"/>
+                    <w:szCs w:val="28"/>
+                  </w:rPr>
+                </w:pPr>
+                <w:r>
+                  <w:rPr>
+                    <w:b w:val="1"/>
+                    <w:bCs w:val="1"/>
+                    <w:sz w:val="28"/>
+                    <w:szCs w:val="28"/>
+                    <w:rtl w:val="0"/>
+                  </w:rPr>
+                  <w:t xml:space="preserve">В верхнем правом углу окна приложения нажать на кнопку «X», после чего в появившемся всплывающем диалоговом окне выбрать вариант «Да».</w:t>
+                </w:r>
+              </w:p>
+            </w:tc>
+            <w:tc>
+              <w:tcPr>
+                <w:shd w:fill="auto" w:val="clear"/>
+                <w:tcMar>
+                  <w:top w:w="100.0" w:type="dxa"/>
+                  <w:left w:w="100.0" w:type="dxa"/>
+                  <w:bottom w:w="100.0" w:type="dxa"/>
+                  <w:right w:w="100.0" w:type="dxa"/>
+                </w:tcMar>
+                <w:vAlign w:val="top"/>
+              </w:tcPr>
+              <w:p>
+                <w:pPr>
+                  <w:keepNext w:val="0"/>
+                  <w:keepLines w:val="0"/>
+                  <w:pageBreakBefore w:val="0"/>
+                  <w:widowControl w:val="0"/>
+                  <w:pBdr>
+                    <w:top w:space="0" w:sz="0" w:val="nil"/>
+                    <w:left w:space="0" w:sz="0" w:val="nil"/>
+                    <w:bottom w:space="0" w:sz="0" w:val="nil"/>
+                    <w:right w:space="0" w:sz="0" w:val="nil"/>
+                    <w:between w:space="0" w:sz="0" w:val="nil"/>
+                  </w:pBdr>
+                  <w:shd w:fill="auto" w:val="clear"/>
+                  <w:spacing w:after="0" w:before="0" w:line="240" w:lineRule="auto"/>
+                  <w:ind w:left="0" w:right="0" w:firstLine="0"/>
+                  <w:jc w:val="left"/>
+                  <w:rPr>
+                    <w:b w:val="1"/>
+                    <w:bCs w:val="1"/>
+                    <w:sz w:val="28"/>
+                    <w:szCs w:val="28"/>
+                  </w:rPr>
+                </w:pPr>
+                <w:r>
+                  <w:rPr>
+                    <w:b w:val="1"/>
+                    <w:bCs w:val="1"/>
+                    <w:sz w:val="28"/>
+                    <w:szCs w:val="28"/>
+                    <w:rtl w:val="0"/>
+                  </w:rPr>
+                  <w:t xml:space="preserve">Появляется плашка с подтверждением закрытия «Вы уверены, что хотите закрыть Cool Game Store? Да/Нет», после нажатия «Да» окно приложения закрывается.</w:t>
+                </w:r>
+              </w:p>
+            </w:tc>
+            <w:tc>
+              <w:tcPr>
+                <w:shd w:fill="auto" w:val="clear"/>
+                <w:tcMar>
+                  <w:top w:w="100.0" w:type="dxa"/>
+                  <w:left w:w="100.0" w:type="dxa"/>
+                  <w:bottom w:w="100.0" w:type="dxa"/>
+                  <w:right w:w="100.0" w:type="dxa"/>
+                </w:tcMar>
+                <w:vAlign w:val="top"/>
+              </w:tcPr>
+              <w:p>
+                <w:pPr>
+                  <w:keepNext w:val="0"/>
+                  <w:keepLines w:val="0"/>
+                  <w:pageBreakBefore w:val="0"/>
+                  <w:widowControl w:val="0"/>
+                  <w:pBdr>
+                    <w:top w:space="0" w:sz="0" w:val="nil"/>
+                    <w:left w:space="0" w:sz="0" w:val="nil"/>
+                    <w:bottom w:space="0" w:sz="0" w:val="nil"/>
+                    <w:right w:space="0" w:sz="0" w:val="nil"/>
+                    <w:between w:space="0" w:sz="0" w:val="nil"/>
+                  </w:pBdr>
+                  <w:shd w:fill="auto" w:val="clear"/>
+                  <w:spacing w:after="0" w:before="0" w:line="240" w:lineRule="auto"/>
+                  <w:ind w:left="0" w:right="0" w:firstLine="0"/>
+                  <w:jc w:val="left"/>
+                  <w:rPr>
+                    <w:b w:val="1"/>
+                    <w:bCs w:val="1"/>
+                    <w:sz w:val="28"/>
+                    <w:szCs w:val="28"/>
+                  </w:rPr>
+                </w:pPr>
+                <w:r>
+                  <w:rPr>
+                    <w:b w:val="1"/>
+                    <w:bCs w:val="1"/>
+                    <w:sz w:val="28"/>
+                    <w:szCs w:val="28"/>
+                    <w:rtl w:val="0"/>
+                  </w:rPr>
+                  <w:t xml:space="preserve">Окно закрылось, без предупреждения</w:t>
+                </w:r>
+              </w:p>
+            </w:tc>
+          </w:tr>
+          <w:tr>
+            <w:trPr>
+              <w:cantSplit w:val="0"/>
+              <w:tblHeader w:val="0"/>
+            </w:trPr>
+            <w:tc>
+              <w:tcPr>
+                <w:shd w:fill="auto" w:val="clear"/>
+                <w:tcMar>
+                  <w:top w:w="100.0" w:type="dxa"/>
+                  <w:left w:w="100.0" w:type="dxa"/>
+                  <w:bottom w:w="100.0" w:type="dxa"/>
+                  <w:right w:w="100.0" w:type="dxa"/>
+                </w:tcMar>
+                <w:vAlign w:val="top"/>
+              </w:tcPr>
+              <w:p>
+                <w:pPr>
+                  <w:keepNext w:val="0"/>
+                  <w:keepLines w:val="0"/>
+                  <w:pageBreakBefore w:val="0"/>
+                  <w:widowControl w:val="0"/>
+                  <w:pBdr>
+                    <w:top w:space="0" w:sz="0" w:val="nil"/>
+                    <w:left w:space="0" w:sz="0" w:val="nil"/>
+                    <w:bottom w:space="0" w:sz="0" w:val="nil"/>
+                    <w:right w:space="0" w:sz="0" w:val="nil"/>
+                    <w:between w:space="0" w:sz="0" w:val="nil"/>
+                  </w:pBdr>
+                  <w:shd w:fill="auto" w:val="clear"/>
+                  <w:spacing w:after="0" w:before="0" w:line="240" w:lineRule="auto"/>
+                  <w:ind w:left="0" w:right="0" w:firstLine="0"/>
+                  <w:jc w:val="left"/>
+                  <w:rPr>
+                    <w:b w:val="1"/>
+                    <w:bCs w:val="1"/>
+                    <w:sz w:val="28"/>
+                    <w:szCs w:val="28"/>
+                  </w:rPr>
+                </w:pPr>
+                <w:r>
+                  <w:rPr>
+                    <w:b w:val="1"/>
+                    <w:bCs w:val="1"/>
+                    <w:sz w:val="28"/>
+                    <w:szCs w:val="28"/>
+                    <w:rtl w:val="0"/>
+                  </w:rPr>
+                  <w:t xml:space="preserve">Перейти во вкладку «Товары», нажать 1 раз на кнопку «В корзину» у игры «Dark Souls 3» и перейти во вкладку «Корзина».</w:t>
+                </w:r>
+              </w:p>
+            </w:tc>
+            <w:tc>
+              <w:tcPr>
+                <w:shd w:fill="auto" w:val="clear"/>
+                <w:tcMar>
+                  <w:top w:w="100.0" w:type="dxa"/>
+                  <w:left w:w="100.0" w:type="dxa"/>
+                  <w:bottom w:w="100.0" w:type="dxa"/>
+                  <w:right w:w="100.0" w:type="dxa"/>
+                </w:tcMar>
+                <w:vAlign w:val="top"/>
+              </w:tcPr>
+              <w:p>
+                <w:pPr>
+                  <w:keepNext w:val="0"/>
+                  <w:keepLines w:val="0"/>
+                  <w:pageBreakBefore w:val="0"/>
+                  <w:widowControl w:val="0"/>
+                  <w:pBdr>
+                    <w:top w:space="0" w:sz="0" w:val="nil"/>
+                    <w:left w:space="0" w:sz="0" w:val="nil"/>
+                    <w:bottom w:space="0" w:sz="0" w:val="nil"/>
+                    <w:right w:space="0" w:sz="0" w:val="nil"/>
+                    <w:between w:space="0" w:sz="0" w:val="nil"/>
+                  </w:pBdr>
+                  <w:shd w:fill="auto" w:val="clear"/>
+                  <w:spacing w:after="0" w:before="0" w:line="240" w:lineRule="auto"/>
+                  <w:ind w:left="0" w:right="0" w:firstLine="0"/>
+                  <w:jc w:val="left"/>
+                  <w:rPr>
+                    <w:b w:val="1"/>
+                    <w:bCs w:val="1"/>
+                    <w:sz w:val="28"/>
+                    <w:szCs w:val="28"/>
+                  </w:rPr>
+                </w:pPr>
+                <w:r>
+                  <w:rPr>
+                    <w:b w:val="1"/>
+                    <w:bCs w:val="1"/>
+                    <w:sz w:val="28"/>
+                    <w:szCs w:val="28"/>
+                    <w:rtl w:val="0"/>
+                  </w:rPr>
+                  <w:t xml:space="preserve">Во вкладке «Корзина» отображается игра «Dark Souls 3» в количестве 1 шт.</w:t>
+                </w:r>
+              </w:p>
+            </w:tc>
+            <w:tc>
+              <w:tcPr>
+                <w:shd w:fill="auto" w:val="clear"/>
+                <w:tcMar>
+                  <w:top w:w="100.0" w:type="dxa"/>
+                  <w:left w:w="100.0" w:type="dxa"/>
+                  <w:bottom w:w="100.0" w:type="dxa"/>
+                  <w:right w:w="100.0" w:type="dxa"/>
+                </w:tcMar>
+                <w:vAlign w:val="top"/>
+              </w:tcPr>
+              <w:p>
+                <w:pPr>
+                  <w:keepNext w:val="0"/>
+                  <w:keepLines w:val="0"/>
+                  <w:pageBreakBefore w:val="0"/>
+                  <w:widowControl w:val="0"/>
+                  <w:pBdr>
+                    <w:top w:space="0" w:sz="0" w:val="nil"/>
+                    <w:left w:space="0" w:sz="0" w:val="nil"/>
+                    <w:bottom w:space="0" w:sz="0" w:val="nil"/>
+                    <w:right w:space="0" w:sz="0" w:val="nil"/>
+                    <w:between w:space="0" w:sz="0" w:val="nil"/>
+                  </w:pBdr>
+                  <w:shd w:fill="auto" w:val="clear"/>
+                  <w:spacing w:after="0" w:before="0" w:line="240" w:lineRule="auto"/>
+                  <w:ind w:left="0" w:right="0" w:firstLine="0"/>
+                  <w:jc w:val="left"/>
+                  <w:rPr>
+                    <w:b w:val="1"/>
+                    <w:bCs w:val="1"/>
+                    <w:sz w:val="28"/>
+                    <w:szCs w:val="28"/>
+                  </w:rPr>
+                </w:pPr>
+                <w:r>
+                  <w:rPr>
+                    <w:b w:val="1"/>
+                    <w:bCs w:val="1"/>
+                    <w:sz w:val="28"/>
+                    <w:szCs w:val="28"/>
+                    <w:rtl w:val="0"/>
+                  </w:rPr>
+                  <w:t xml:space="preserve">Во вкладке «Корзина» отображается игра «Dark Souls 3» в количестве 1 шт.</w:t>
+                </w:r>
+              </w:p>
+            </w:tc>
+          </w:tr>
+          <w:tr>
+            <w:trPr>
+              <w:cantSplit w:val="0"/>
+              <w:tblHeader w:val="0"/>
+            </w:trPr>
+            <w:tc>
+              <w:tcPr>
+                <w:shd w:fill="auto" w:val="clear"/>
+                <w:tcMar>
+                  <w:top w:w="100.0" w:type="dxa"/>
+                  <w:left w:w="100.0" w:type="dxa"/>
+                  <w:bottom w:w="100.0" w:type="dxa"/>
+                  <w:right w:w="100.0" w:type="dxa"/>
+                </w:tcMar>
+                <w:vAlign w:val="top"/>
+              </w:tcPr>
+              <w:p>
+                <w:pPr>
+                  <w:keepNext w:val="0"/>
+                  <w:keepLines w:val="0"/>
+                  <w:pageBreakBefore w:val="0"/>
+                  <w:widowControl w:val="0"/>
+                  <w:pBdr>
+                    <w:top w:space="0" w:sz="0" w:val="nil"/>
+                    <w:left w:space="0" w:sz="0" w:val="nil"/>
+                    <w:bottom w:space="0" w:sz="0" w:val="nil"/>
+                    <w:right w:space="0" w:sz="0" w:val="nil"/>
+                    <w:between w:space="0" w:sz="0" w:val="nil"/>
+                  </w:pBdr>
+                  <w:shd w:fill="auto" w:val="clear"/>
+                  <w:spacing w:after="0" w:before="0" w:line="240" w:lineRule="auto"/>
+                  <w:ind w:left="0" w:right="0" w:firstLine="0"/>
+                  <w:jc w:val="left"/>
+                  <w:rPr>
+                    <w:b w:val="1"/>
+                    <w:bCs w:val="1"/>
+                    <w:sz w:val="28"/>
+                    <w:szCs w:val="28"/>
+                  </w:rPr>
+                </w:pPr>
+                <w:r>
+                  <w:rPr>
+                    <w:b w:val="1"/>
+                    <w:bCs w:val="1"/>
+                    <w:sz w:val="28"/>
+                    <w:szCs w:val="28"/>
+                    <w:rtl w:val="0"/>
+                  </w:rPr>
+                  <w:t xml:space="preserve">Перейти во вкладку «Товары», 1 раз нажать на кнопку «В корзину» у игры «Dark Souls 3», перейти во вкладку «Корзина», нажать на кнопку «+» для увеличения количества товара до 2 шт., затем нажать на кнопку «-» для уменьшения количества товара до 1 шт.</w:t>
+                </w:r>
+              </w:p>
+            </w:tc>
+            <w:tc>
+              <w:tcPr>
+                <w:shd w:fill="auto" w:val="clear"/>
+                <w:tcMar>
+                  <w:top w:w="100.0" w:type="dxa"/>
+                  <w:left w:w="100.0" w:type="dxa"/>
+                  <w:bottom w:w="100.0" w:type="dxa"/>
+                  <w:right w:w="100.0" w:type="dxa"/>
+                </w:tcMar>
+                <w:vAlign w:val="top"/>
+              </w:tcPr>
+              <w:p>
+                <w:pPr>
+                  <w:keepNext w:val="0"/>
+                  <w:keepLines w:val="0"/>
+                  <w:pageBreakBefore w:val="0"/>
+                  <w:widowControl w:val="0"/>
+                  <w:pBdr>
+                    <w:top w:space="0" w:sz="0" w:val="nil"/>
+                    <w:left w:space="0" w:sz="0" w:val="nil"/>
+                    <w:bottom w:space="0" w:sz="0" w:val="nil"/>
+                    <w:right w:space="0" w:sz="0" w:val="nil"/>
+                    <w:between w:space="0" w:sz="0" w:val="nil"/>
+                  </w:pBdr>
+                  <w:shd w:fill="auto" w:val="clear"/>
+                  <w:spacing w:after="0" w:before="0" w:line="240" w:lineRule="auto"/>
+                  <w:ind w:left="0" w:right="0" w:firstLine="0"/>
+                  <w:jc w:val="left"/>
+                  <w:rPr>
+                    <w:b w:val="1"/>
+                    <w:bCs w:val="1"/>
+                    <w:sz w:val="28"/>
+                    <w:szCs w:val="28"/>
+                  </w:rPr>
+                </w:pPr>
+                <w:r>
+                  <w:rPr>
+                    <w:b w:val="1"/>
+                    <w:bCs w:val="1"/>
+                    <w:sz w:val="28"/>
+                    <w:szCs w:val="28"/>
+                    <w:rtl w:val="0"/>
+                  </w:rPr>
+                  <w:t xml:space="preserve">Количество товара изменяется на 2 шт. при нажатии «+» и уменьшается до 1 шт. при нажатии «-», при этом итоговая цена изменяется на 3199,98, что соответствует стоимости 2 игр «Dark Souls 3»</w:t>
+                </w:r>
+              </w:p>
+            </w:tc>
+            <w:tc>
+              <w:tcPr>
+                <w:shd w:fill="auto" w:val="clear"/>
+                <w:tcMar>
+                  <w:top w:w="100.0" w:type="dxa"/>
+                  <w:left w:w="100.0" w:type="dxa"/>
+                  <w:bottom w:w="100.0" w:type="dxa"/>
+                  <w:right w:w="100.0" w:type="dxa"/>
+                </w:tcMar>
+                <w:vAlign w:val="top"/>
+              </w:tcPr>
+              <w:p>
+                <w:pPr>
+                  <w:keepNext w:val="0"/>
+                  <w:keepLines w:val="0"/>
+                  <w:pageBreakBefore w:val="0"/>
+                  <w:widowControl w:val="0"/>
+                  <w:pBdr>
+                    <w:top w:space="0" w:sz="0" w:val="nil"/>
+                    <w:left w:space="0" w:sz="0" w:val="nil"/>
+                    <w:bottom w:space="0" w:sz="0" w:val="nil"/>
+                    <w:right w:space="0" w:sz="0" w:val="nil"/>
+                    <w:between w:space="0" w:sz="0" w:val="nil"/>
+                  </w:pBdr>
+                  <w:shd w:fill="auto" w:val="clear"/>
+                  <w:spacing w:after="0" w:before="0" w:line="240" w:lineRule="auto"/>
+                  <w:ind w:left="0" w:right="0" w:firstLine="0"/>
+                  <w:jc w:val="left"/>
+                  <w:rPr>
+                    <w:b w:val="1"/>
+                    <w:bCs w:val="1"/>
+                    <w:sz w:val="28"/>
+                    <w:szCs w:val="28"/>
+                  </w:rPr>
+                </w:pPr>
+                <w:r>
+                  <w:rPr>
+                    <w:b w:val="1"/>
+                    <w:bCs w:val="1"/>
+                    <w:sz w:val="28"/>
+                    <w:szCs w:val="28"/>
+                    <w:rtl w:val="0"/>
+                  </w:rPr>
+                  <w:t xml:space="preserve">Количество товара изменяется на 2 шт. при нажатии «+» и уменьшается до 1 шт. при нажатии «-», при этом итоговая цена изменяется на 3199,98, что соответствует стоимости 2 игр «Dark Souls 3»</w:t>
+                </w:r>
+              </w:p>
+            </w:tc>
+          </w:tr>
+          <w:tr>
+            <w:trPr>
+              <w:cantSplit w:val="0"/>
+              <w:tblHeader w:val="0"/>
+            </w:trPr>
+            <w:tc>
+              <w:tcPr>
+                <w:shd w:fill="auto" w:val="clear"/>
+                <w:tcMar>
+                  <w:top w:w="100.0" w:type="dxa"/>
+                  <w:left w:w="100.0" w:type="dxa"/>
+                  <w:bottom w:w="100.0" w:type="dxa"/>
+                  <w:right w:w="100.0" w:type="dxa"/>
+                </w:tcMar>
+                <w:vAlign w:val="top"/>
+              </w:tcPr>
+              <w:p>
+                <w:pPr>
+                  <w:keepNext w:val="0"/>
+                  <w:keepLines w:val="0"/>
+                  <w:pageBreakBefore w:val="0"/>
+                  <w:widowControl w:val="0"/>
+                  <w:pBdr>
+                    <w:top w:space="0" w:sz="0" w:val="nil"/>
+                    <w:left w:space="0" w:sz="0" w:val="nil"/>
+                    <w:bottom w:space="0" w:sz="0" w:val="nil"/>
+                    <w:right w:space="0" w:sz="0" w:val="nil"/>
+                    <w:between w:space="0" w:sz="0" w:val="nil"/>
+                  </w:pBdr>
+                  <w:shd w:fill="auto" w:val="clear"/>
+                  <w:spacing w:after="0" w:before="0" w:line="240" w:lineRule="auto"/>
+                  <w:ind w:left="0" w:right="0" w:firstLine="0"/>
+                  <w:jc w:val="left"/>
+                  <w:rPr>
+                    <w:b w:val="1"/>
+                    <w:bCs w:val="1"/>
+                    <w:sz w:val="28"/>
+                    <w:szCs w:val="28"/>
+                  </w:rPr>
+                </w:pPr>
+                <w:r>
+                  <w:rPr>
+                    <w:b w:val="1"/>
+                    <w:bCs w:val="1"/>
+                    <w:sz w:val="28"/>
+                    <w:szCs w:val="28"/>
+                    <w:rtl w:val="0"/>
+                  </w:rPr>
+                  <w:t xml:space="preserve">Перейти во вкладку «Товары», 1 раз нажать на кнопку «В корзину» у игры «Dark Souls 3», затем 1 раз нажать на кнопку «В корзину» у игры «Elden Ring» и перейти во вкладку «Корзина».</w:t>
+                </w:r>
+              </w:p>
+            </w:tc>
+            <w:tc>
+              <w:tcPr>
+                <w:shd w:fill="auto" w:val="clear"/>
+                <w:tcMar>
+                  <w:top w:w="100.0" w:type="dxa"/>
+                  <w:left w:w="100.0" w:type="dxa"/>
+                  <w:bottom w:w="100.0" w:type="dxa"/>
+                  <w:right w:w="100.0" w:type="dxa"/>
+                </w:tcMar>
+                <w:vAlign w:val="top"/>
+              </w:tcPr>
+              <w:p>
+                <w:pPr>
+                  <w:keepNext w:val="0"/>
+                  <w:keepLines w:val="0"/>
+                  <w:pageBreakBefore w:val="0"/>
+                  <w:widowControl w:val="0"/>
+                  <w:pBdr>
+                    <w:top w:space="0" w:sz="0" w:val="nil"/>
+                    <w:left w:space="0" w:sz="0" w:val="nil"/>
+                    <w:bottom w:space="0" w:sz="0" w:val="nil"/>
+                    <w:right w:space="0" w:sz="0" w:val="nil"/>
+                    <w:between w:space="0" w:sz="0" w:val="nil"/>
+                  </w:pBdr>
+                  <w:shd w:fill="auto" w:val="clear"/>
+                  <w:spacing w:after="0" w:before="0" w:line="240" w:lineRule="auto"/>
+                  <w:ind w:left="0" w:right="0" w:firstLine="0"/>
+                  <w:jc w:val="left"/>
+                  <w:rPr>
+                    <w:b w:val="1"/>
+                    <w:bCs w:val="1"/>
+                    <w:sz w:val="28"/>
+                    <w:szCs w:val="28"/>
+                  </w:rPr>
+                </w:pPr>
+                <w:r>
+                  <w:rPr>
+                    <w:b w:val="1"/>
+                    <w:bCs w:val="1"/>
+                    <w:sz w:val="28"/>
+                    <w:szCs w:val="28"/>
+                    <w:rtl w:val="0"/>
+                  </w:rPr>
+                  <w:t xml:space="preserve">Во вкладке «Корзина» отображаются игра «Dark Souls 3» в количестве 1 шт. и игра «Elden Ring» в количестве 1 шт.</w:t>
+                </w:r>
+              </w:p>
+            </w:tc>
+            <w:tc>
+              <w:tcPr>
+                <w:shd w:fill="auto" w:val="clear"/>
+                <w:tcMar>
+                  <w:top w:w="100.0" w:type="dxa"/>
+                  <w:left w:w="100.0" w:type="dxa"/>
+                  <w:bottom w:w="100.0" w:type="dxa"/>
+                  <w:right w:w="100.0" w:type="dxa"/>
+                </w:tcMar>
+                <w:vAlign w:val="top"/>
+              </w:tcPr>
+              <w:p>
+                <w:pPr>
+                  <w:keepNext w:val="0"/>
+                  <w:keepLines w:val="0"/>
+                  <w:pageBreakBefore w:val="0"/>
+                  <w:widowControl w:val="0"/>
+                  <w:pBdr>
+                    <w:top w:space="0" w:sz="0" w:val="nil"/>
+                    <w:left w:space="0" w:sz="0" w:val="nil"/>
+                    <w:bottom w:space="0" w:sz="0" w:val="nil"/>
+                    <w:right w:space="0" w:sz="0" w:val="nil"/>
+                    <w:between w:space="0" w:sz="0" w:val="nil"/>
+                  </w:pBdr>
+                  <w:shd w:fill="auto" w:val="clear"/>
+                  <w:spacing w:after="0" w:before="0" w:line="240" w:lineRule="auto"/>
+                  <w:ind w:left="0" w:right="0" w:firstLine="0"/>
+                  <w:jc w:val="left"/>
+                  <w:rPr>
+                    <w:b w:val="1"/>
+                    <w:bCs w:val="1"/>
+                    <w:sz w:val="28"/>
+                    <w:szCs w:val="28"/>
+                  </w:rPr>
+                </w:pPr>
+                <w:r>
+                  <w:rPr>
+                    <w:b w:val="1"/>
+                    <w:bCs w:val="1"/>
+                    <w:sz w:val="28"/>
+                    <w:szCs w:val="28"/>
+                    <w:rtl w:val="0"/>
+                  </w:rPr>
+                  <w:t xml:space="preserve">Во вкладке «Корзина» отображаются игра «Dark Souls 3» в количестве 1 шт. и игра «Elden Ring» в количестве 1 шт.</w:t>
+                </w:r>
+              </w:p>
+            </w:tc>
+          </w:tr>
+          <w:tr>
+            <w:trPr>
+              <w:cantSplit w:val="0"/>
+              <w:tblHeader w:val="0"/>
+            </w:trPr>
+            <w:tc>
+              <w:tcPr>
+                <w:shd w:fill="auto" w:val="clear"/>
+                <w:tcMar>
+                  <w:top w:w="100.0" w:type="dxa"/>
+                  <w:left w:w="100.0" w:type="dxa"/>
+                  <w:bottom w:w="100.0" w:type="dxa"/>
+                  <w:right w:w="100.0" w:type="dxa"/>
+                </w:tcMar>
+                <w:vAlign w:val="top"/>
+              </w:tcPr>
+              <w:p>
+                <w:pPr>
+                  <w:keepNext w:val="0"/>
+                  <w:keepLines w:val="0"/>
+                  <w:pageBreakBefore w:val="0"/>
+                  <w:widowControl w:val="0"/>
+                  <w:pBdr>
+                    <w:top w:space="0" w:sz="0" w:val="nil"/>
+                    <w:left w:space="0" w:sz="0" w:val="nil"/>
+                    <w:bottom w:space="0" w:sz="0" w:val="nil"/>
+                    <w:right w:space="0" w:sz="0" w:val="nil"/>
+                    <w:between w:space="0" w:sz="0" w:val="nil"/>
+                  </w:pBdr>
+                  <w:shd w:fill="auto" w:val="clear"/>
+                  <w:spacing w:after="0" w:before="0" w:line="240" w:lineRule="auto"/>
+                  <w:ind w:left="0" w:right="0" w:firstLine="0"/>
+                  <w:jc w:val="left"/>
+                  <w:rPr>
+                    <w:b w:val="1"/>
+                    <w:bCs w:val="1"/>
+                    <w:sz w:val="28"/>
+                    <w:szCs w:val="28"/>
+                  </w:rPr>
+                </w:pPr>
+                <w:r>
+                  <w:rPr>
+                    <w:b w:val="1"/>
+                    <w:bCs w:val="1"/>
+                    <w:sz w:val="28"/>
+                    <w:szCs w:val="28"/>
+                    <w:rtl w:val="0"/>
+                  </w:rPr>
+                  <w:t xml:space="preserve">Перейти во вкладку «Товары», нажать на кнопку «В корзину» у игры «Dark Souls 3», а затем перейти в раздел «Корзина». </w:t>
+                </w:r>
+              </w:p>
+            </w:tc>
+            <w:tc>
+              <w:tcPr>
+                <w:shd w:fill="auto" w:val="clear"/>
+                <w:tcMar>
+                  <w:top w:w="100.0" w:type="dxa"/>
+                  <w:left w:w="100.0" w:type="dxa"/>
+                  <w:bottom w:w="100.0" w:type="dxa"/>
+                  <w:right w:w="100.0" w:type="dxa"/>
+                </w:tcMar>
+                <w:vAlign w:val="top"/>
+              </w:tcPr>
+              <w:p>
+                <w:pPr>
+                  <w:keepNext w:val="0"/>
+                  <w:keepLines w:val="0"/>
+                  <w:pageBreakBefore w:val="0"/>
+                  <w:widowControl w:val="0"/>
+                  <w:pBdr>
+                    <w:top w:space="0" w:sz="0" w:val="nil"/>
+                    <w:left w:space="0" w:sz="0" w:val="nil"/>
+                    <w:bottom w:space="0" w:sz="0" w:val="nil"/>
+                    <w:right w:space="0" w:sz="0" w:val="nil"/>
+                    <w:between w:space="0" w:sz="0" w:val="nil"/>
+                  </w:pBdr>
+                  <w:shd w:fill="auto" w:val="clear"/>
+                  <w:spacing w:after="0" w:before="0" w:line="240" w:lineRule="auto"/>
+                  <w:ind w:left="0" w:right="0" w:firstLine="0"/>
+                  <w:jc w:val="left"/>
+                  <w:rPr>
+                    <w:b w:val="1"/>
+                    <w:bCs w:val="1"/>
+                    <w:sz w:val="28"/>
+                    <w:szCs w:val="28"/>
+                  </w:rPr>
+                </w:pPr>
+                <w:r>
+                  <w:rPr>
+                    <w:b w:val="1"/>
+                    <w:bCs w:val="1"/>
+                    <w:sz w:val="28"/>
+                    <w:szCs w:val="28"/>
+                    <w:rtl w:val="0"/>
+                  </w:rPr>
+                  <w:t xml:space="preserve">В разделе «Корзина» появится выбранная игра «Dark Souls 3» </w:t>
+                </w:r>
+              </w:p>
+            </w:tc>
+            <w:tc>
+              <w:tcPr>
+                <w:shd w:fill="auto" w:val="clear"/>
+                <w:tcMar>
+                  <w:top w:w="100.0" w:type="dxa"/>
+                  <w:left w:w="100.0" w:type="dxa"/>
+                  <w:bottom w:w="100.0" w:type="dxa"/>
+                  <w:right w:w="100.0" w:type="dxa"/>
+                </w:tcMar>
+                <w:vAlign w:val="top"/>
+              </w:tcPr>
+              <w:p>
+                <w:pPr>
+                  <w:keepNext w:val="0"/>
+                  <w:keepLines w:val="0"/>
+                  <w:pageBreakBefore w:val="0"/>
+                  <w:widowControl w:val="0"/>
+                  <w:pBdr>
+                    <w:top w:space="0" w:sz="0" w:val="nil"/>
+                    <w:left w:space="0" w:sz="0" w:val="nil"/>
+                    <w:bottom w:space="0" w:sz="0" w:val="nil"/>
+                    <w:right w:space="0" w:sz="0" w:val="nil"/>
+                    <w:between w:space="0" w:sz="0" w:val="nil"/>
+                  </w:pBdr>
+                  <w:shd w:fill="auto" w:val="clear"/>
+                  <w:spacing w:after="0" w:before="0" w:line="240" w:lineRule="auto"/>
+                  <w:ind w:left="0" w:right="0" w:firstLine="0"/>
+                  <w:jc w:val="left"/>
+                  <w:rPr>
+                    <w:b w:val="1"/>
+                    <w:bCs w:val="1"/>
+                    <w:sz w:val="28"/>
+                    <w:szCs w:val="28"/>
+                  </w:rPr>
+                </w:pPr>
+                <w:r>
+                  <w:rPr>
+                    <w:b w:val="1"/>
+                    <w:bCs w:val="1"/>
+                    <w:sz w:val="28"/>
+                    <w:szCs w:val="28"/>
+                    <w:rtl w:val="0"/>
+                  </w:rPr>
+                  <w:t xml:space="preserve">В разделе «Корзина» появится выбранная игра «Dark Souls 3» </w:t>
+                </w:r>
+              </w:p>
+            </w:tc>
+          </w:tr>
+          <w:tr>
+            <w:trPr>
+              <w:cantSplit w:val="0"/>
+              <w:tblHeader w:val="0"/>
+            </w:trPr>
+            <w:tc>
+              <w:tcPr>
+                <w:shd w:fill="auto" w:val="clear"/>
+                <w:tcMar>
+                  <w:top w:w="100.0" w:type="dxa"/>
+                  <w:left w:w="100.0" w:type="dxa"/>
+                  <w:bottom w:w="100.0" w:type="dxa"/>
+                  <w:right w:w="100.0" w:type="dxa"/>
+                </w:tcMar>
+                <w:vAlign w:val="top"/>
+              </w:tcPr>
+              <w:p>
+                <w:pPr>
+                  <w:keepNext w:val="0"/>
+                  <w:keepLines w:val="0"/>
+                  <w:pageBreakBefore w:val="0"/>
+                  <w:widowControl w:val="0"/>
+                  <w:pBdr>
+                    <w:top w:space="0" w:sz="0" w:val="nil"/>
+                    <w:left w:space="0" w:sz="0" w:val="nil"/>
+                    <w:bottom w:space="0" w:sz="0" w:val="nil"/>
+                    <w:right w:space="0" w:sz="0" w:val="nil"/>
+                    <w:between w:space="0" w:sz="0" w:val="nil"/>
+                  </w:pBdr>
+                  <w:shd w:fill="auto" w:val="clear"/>
+                  <w:spacing w:after="0" w:before="0" w:line="240" w:lineRule="auto"/>
+                  <w:ind w:left="0" w:right="0" w:firstLine="0"/>
+                  <w:jc w:val="left"/>
+                  <w:rPr>
+                    <w:b w:val="1"/>
+                    <w:bCs w:val="1"/>
+                    <w:sz w:val="28"/>
+                    <w:szCs w:val="28"/>
+                  </w:rPr>
+                </w:pPr>
+                <w:r>
+                  <w:rPr>
+                    <w:b w:val="1"/>
+                    <w:bCs w:val="1"/>
+                    <w:sz w:val="28"/>
+                    <w:szCs w:val="28"/>
+                    <w:rtl w:val="0"/>
+                  </w:rPr>
+                  <w:t xml:space="preserve">Перейти во вкладку «Товары», 1 раз нажать на кнопку «В корзину» у игры «Dark Souls 3», перейдя в корзину, нажать кнопку «Заказать» при попытке заказать количество товара, превышающее доступный остаток на складе.</w:t>
+                </w:r>
+              </w:p>
+            </w:tc>
+            <w:tc>
+              <w:tcPr>
+                <w:shd w:fill="auto" w:val="clear"/>
+                <w:tcMar>
+                  <w:top w:w="100.0" w:type="dxa"/>
+                  <w:left w:w="100.0" w:type="dxa"/>
+                  <w:bottom w:w="100.0" w:type="dxa"/>
+                  <w:right w:w="100.0" w:type="dxa"/>
+                </w:tcMar>
+                <w:vAlign w:val="top"/>
+              </w:tcPr>
+              <w:p>
+                <w:pPr>
+                  <w:keepNext w:val="0"/>
+                  <w:keepLines w:val="0"/>
+                  <w:pageBreakBefore w:val="0"/>
+                  <w:widowControl w:val="0"/>
+                  <w:pBdr>
+                    <w:top w:space="0" w:sz="0" w:val="nil"/>
+                    <w:left w:space="0" w:sz="0" w:val="nil"/>
+                    <w:bottom w:space="0" w:sz="0" w:val="nil"/>
+                    <w:right w:space="0" w:sz="0" w:val="nil"/>
+                    <w:between w:space="0" w:sz="0" w:val="nil"/>
+                  </w:pBdr>
+                  <w:shd w:fill="auto" w:val="clear"/>
+                  <w:spacing w:after="0" w:before="0" w:line="240" w:lineRule="auto"/>
+                  <w:ind w:left="0" w:right="0" w:firstLine="0"/>
+                  <w:jc w:val="left"/>
+                  <w:rPr>
+                    <w:b w:val="1"/>
+                    <w:bCs w:val="1"/>
+                    <w:sz w:val="28"/>
+                    <w:szCs w:val="28"/>
+                  </w:rPr>
+                </w:pPr>
+                <w:r>
+                  <w:rPr>
+                    <w:b w:val="1"/>
+                    <w:bCs w:val="1"/>
+                    <w:sz w:val="28"/>
+                    <w:szCs w:val="28"/>
+                    <w:rtl w:val="0"/>
+                  </w:rPr>
+                  <w:t xml:space="preserve">Количество товара в корзине не превышает доступный остаток на складе, при нажатии «Заказать» выводится сообщение с информацией о покупке, во вкладке «Товары» количество в наличии уменьшается с 2 до 1.</w:t>
+                </w:r>
+              </w:p>
+            </w:tc>
+            <w:tc>
+              <w:tcPr>
+                <w:shd w:fill="auto" w:val="clear"/>
+                <w:tcMar>
+                  <w:top w:w="100.0" w:type="dxa"/>
+                  <w:left w:w="100.0" w:type="dxa"/>
+                  <w:bottom w:w="100.0" w:type="dxa"/>
+                  <w:right w:w="100.0" w:type="dxa"/>
+                </w:tcMar>
+                <w:vAlign w:val="top"/>
+              </w:tcPr>
+              <w:p>
+                <w:pPr>
+                  <w:keepNext w:val="0"/>
+                  <w:keepLines w:val="0"/>
+                  <w:pageBreakBefore w:val="0"/>
+                  <w:widowControl w:val="0"/>
+                  <w:pBdr>
+                    <w:top w:space="0" w:sz="0" w:val="nil"/>
+                    <w:left w:space="0" w:sz="0" w:val="nil"/>
+                    <w:bottom w:space="0" w:sz="0" w:val="nil"/>
+                    <w:right w:space="0" w:sz="0" w:val="nil"/>
+                    <w:between w:space="0" w:sz="0" w:val="nil"/>
+                  </w:pBdr>
+                  <w:shd w:fill="auto" w:val="clear"/>
+                  <w:spacing w:after="0" w:before="0" w:line="240" w:lineRule="auto"/>
+                  <w:ind w:left="0" w:right="0" w:firstLine="0"/>
+                  <w:jc w:val="left"/>
+                  <w:rPr>
+                    <w:b w:val="1"/>
+                    <w:bCs w:val="1"/>
+                    <w:sz w:val="28"/>
+                    <w:szCs w:val="28"/>
+                  </w:rPr>
+                </w:pPr>
+                <w:r>
+                  <w:rPr>
+                    <w:b w:val="1"/>
+                    <w:bCs w:val="1"/>
+                    <w:sz w:val="28"/>
+                    <w:szCs w:val="28"/>
+                    <w:rtl w:val="0"/>
+                  </w:rPr>
+                  <w:t xml:space="preserve">Количество товара в корзине не превышает доступный остаток на складе, при нажатии «Заказать» выводится сообщение с информацией о покупке, во вкладке «Товары» количество в наличии уменьшается с 2 до 1. </w:t>
+                </w:r>
+              </w:p>
+            </w:tc>
+          </w:tr>
+          <w:tr>
+            <w:trPr>
+              <w:cantSplit w:val="0"/>
+              <w:tblHeader w:val="0"/>
+            </w:trPr>
+            <w:tc>
+              <w:tcPr>
+                <w:shd w:fill="auto" w:val="clear"/>
+                <w:tcMar>
+                  <w:top w:w="100.0" w:type="dxa"/>
+                  <w:left w:w="100.0" w:type="dxa"/>
+                  <w:bottom w:w="100.0" w:type="dxa"/>
+                  <w:right w:w="100.0" w:type="dxa"/>
+                </w:tcMar>
+                <w:vAlign w:val="top"/>
+              </w:tcPr>
+              <w:p>
+                <w:pPr>
+                  <w:keepNext w:val="0"/>
+                  <w:keepLines w:val="0"/>
+                  <w:pageBreakBefore w:val="0"/>
+                  <w:widowControl w:val="0"/>
+                  <w:pBdr>
+                    <w:top w:space="0" w:sz="0" w:val="nil"/>
+                    <w:left w:space="0" w:sz="0" w:val="nil"/>
+                    <w:bottom w:space="0" w:sz="0" w:val="nil"/>
+                    <w:right w:space="0" w:sz="0" w:val="nil"/>
+                    <w:between w:space="0" w:sz="0" w:val="nil"/>
+                  </w:pBdr>
+                  <w:shd w:fill="auto" w:val="clear"/>
+                  <w:spacing w:after="0" w:before="0" w:line="240" w:lineRule="auto"/>
+                  <w:ind w:left="0" w:right="0" w:firstLine="0"/>
+                  <w:jc w:val="left"/>
+                  <w:rPr>
+                    <w:b w:val="1"/>
+                    <w:bCs w:val="1"/>
+                    <w:sz w:val="28"/>
+                    <w:szCs w:val="28"/>
+                  </w:rPr>
+                </w:pPr>
+                <w:r>
+                  <w:rPr>
+                    <w:b w:val="1"/>
+                    <w:bCs w:val="1"/>
+                    <w:sz w:val="28"/>
+                    <w:szCs w:val="28"/>
+                    <w:rtl w:val="0"/>
+                  </w:rPr>
+                  <w:t xml:space="preserve">Перейти во вкладку «Товары», 2 раза нажать на кнопку «В корзину» у игры «Dark Souls 3», затем открыть вкладку «Корзина».</w:t>
+                </w:r>
+              </w:p>
+            </w:tc>
+            <w:tc>
+              <w:tcPr>
+                <w:shd w:fill="auto" w:val="clear"/>
+                <w:tcMar>
+                  <w:top w:w="100.0" w:type="dxa"/>
+                  <w:left w:w="100.0" w:type="dxa"/>
+                  <w:bottom w:w="100.0" w:type="dxa"/>
+                  <w:right w:w="100.0" w:type="dxa"/>
+                </w:tcMar>
+                <w:vAlign w:val="top"/>
+              </w:tcPr>
+              <w:p>
+                <w:pPr>
+                  <w:keepNext w:val="0"/>
+                  <w:keepLines w:val="0"/>
+                  <w:pageBreakBefore w:val="0"/>
+                  <w:widowControl w:val="0"/>
+                  <w:pBdr>
+                    <w:top w:space="0" w:sz="0" w:val="nil"/>
+                    <w:left w:space="0" w:sz="0" w:val="nil"/>
+                    <w:bottom w:space="0" w:sz="0" w:val="nil"/>
+                    <w:right w:space="0" w:sz="0" w:val="nil"/>
+                    <w:between w:space="0" w:sz="0" w:val="nil"/>
+                  </w:pBdr>
+                  <w:shd w:fill="auto" w:val="clear"/>
+                  <w:spacing w:after="0" w:before="0" w:line="240" w:lineRule="auto"/>
+                  <w:ind w:left="0" w:right="0" w:firstLine="0"/>
+                  <w:jc w:val="left"/>
+                  <w:rPr>
+                    <w:b w:val="1"/>
+                    <w:bCs w:val="1"/>
+                    <w:sz w:val="28"/>
+                    <w:szCs w:val="28"/>
+                  </w:rPr>
+                </w:pPr>
+                <w:r>
+                  <w:rPr>
+                    <w:b w:val="1"/>
+                    <w:bCs w:val="1"/>
+                    <w:sz w:val="28"/>
+                    <w:szCs w:val="28"/>
+                    <w:rtl w:val="0"/>
+                  </w:rPr>
+                  <w:t xml:space="preserve">Во вкладке «Корзина» отображается игра «Dark Souls 3» в количестве 2 шт.</w:t>
+                </w:r>
+              </w:p>
+            </w:tc>
+            <w:tc>
+              <w:tcPr>
+                <w:shd w:fill="auto" w:val="clear"/>
+                <w:tcMar>
+                  <w:top w:w="100.0" w:type="dxa"/>
+                  <w:left w:w="100.0" w:type="dxa"/>
+                  <w:bottom w:w="100.0" w:type="dxa"/>
+                  <w:right w:w="100.0" w:type="dxa"/>
+                </w:tcMar>
+                <w:vAlign w:val="top"/>
+              </w:tcPr>
+              <w:p>
+                <w:pPr>
+                  <w:keepNext w:val="0"/>
+                  <w:keepLines w:val="0"/>
+                  <w:pageBreakBefore w:val="0"/>
+                  <w:widowControl w:val="0"/>
+                  <w:pBdr>
+                    <w:top w:space="0" w:sz="0" w:val="nil"/>
+                    <w:left w:space="0" w:sz="0" w:val="nil"/>
+                    <w:bottom w:space="0" w:sz="0" w:val="nil"/>
+                    <w:right w:space="0" w:sz="0" w:val="nil"/>
+                    <w:between w:space="0" w:sz="0" w:val="nil"/>
+                  </w:pBdr>
+                  <w:shd w:fill="auto" w:val="clear"/>
+                  <w:spacing w:after="0" w:before="0" w:line="240" w:lineRule="auto"/>
+                  <w:ind w:left="0" w:right="0" w:firstLine="0"/>
+                  <w:jc w:val="left"/>
+                  <w:rPr>
+                    <w:b w:val="1"/>
+                    <w:bCs w:val="1"/>
+                    <w:sz w:val="28"/>
+                    <w:szCs w:val="28"/>
+                  </w:rPr>
+                </w:pPr>
+                <w:r>
+                  <w:rPr>
+                    <w:b w:val="1"/>
+                    <w:bCs w:val="1"/>
+                    <w:sz w:val="28"/>
+                    <w:szCs w:val="28"/>
+                    <w:rtl w:val="0"/>
+                  </w:rPr>
+                  <w:t xml:space="preserve">Во вкладке «Корзина» отображается игра «Dark Souls 3» в количестве 2 шт.</w:t>
+                </w:r>
+              </w:p>
+            </w:tc>
+          </w:tr>
+          <w:tr>
+            <w:trPr>
+              <w:cantSplit w:val="0"/>
+              <w:tblHeader w:val="0"/>
+            </w:trPr>
+            <w:tc>
+              <w:tcPr>
+                <w:shd w:fill="auto" w:val="clear"/>
+                <w:tcMar>
+                  <w:top w:w="100.0" w:type="dxa"/>
+                  <w:left w:w="100.0" w:type="dxa"/>
+                  <w:bottom w:w="100.0" w:type="dxa"/>
+                  <w:right w:w="100.0" w:type="dxa"/>
+                </w:tcMar>
+                <w:vAlign w:val="top"/>
+              </w:tcPr>
+              <w:p>
+                <w:pPr>
+                  <w:keepNext w:val="0"/>
+                  <w:keepLines w:val="0"/>
+                  <w:pageBreakBefore w:val="0"/>
+                  <w:widowControl w:val="0"/>
+                  <w:pBdr>
+                    <w:top w:space="0" w:sz="0" w:val="nil"/>
+                    <w:left w:space="0" w:sz="0" w:val="nil"/>
+                    <w:bottom w:space="0" w:sz="0" w:val="nil"/>
+                    <w:right w:space="0" w:sz="0" w:val="nil"/>
+                    <w:between w:space="0" w:sz="0" w:val="nil"/>
+                  </w:pBdr>
+                  <w:shd w:fill="auto" w:val="clear"/>
+                  <w:spacing w:after="0" w:before="0" w:line="240" w:lineRule="auto"/>
+                  <w:ind w:left="0" w:right="0" w:firstLine="0"/>
+                  <w:jc w:val="left"/>
+                  <w:rPr>
+                    <w:b w:val="1"/>
+                    <w:bCs w:val="1"/>
+                    <w:sz w:val="28"/>
+                    <w:szCs w:val="28"/>
+                  </w:rPr>
+                </w:pPr>
+                <w:r>
+                  <w:rPr>
+                    <w:b w:val="1"/>
+                    <w:bCs w:val="1"/>
+                    <w:sz w:val="28"/>
+                    <w:szCs w:val="28"/>
+                    <w:rtl w:val="0"/>
+                  </w:rPr>
+                  <w:t xml:space="preserve">Перейти в корзину с добавленным товаром «Dark Souls 3» стоимостью 1599,99 при имеющемся балансе 16 599,99 и нажать на кнопку «Заказать». </w:t>
+                </w:r>
+              </w:p>
+            </w:tc>
+            <w:tc>
+              <w:tcPr>
+                <w:shd w:fill="auto" w:val="clear"/>
+                <w:tcMar>
+                  <w:top w:w="100.0" w:type="dxa"/>
+                  <w:left w:w="100.0" w:type="dxa"/>
+                  <w:bottom w:w="100.0" w:type="dxa"/>
+                  <w:right w:w="100.0" w:type="dxa"/>
+                </w:tcMar>
+                <w:vAlign w:val="top"/>
+              </w:tcPr>
+              <w:p>
+                <w:pPr>
+                  <w:keepNext w:val="0"/>
+                  <w:keepLines w:val="0"/>
+                  <w:pageBreakBefore w:val="0"/>
+                  <w:widowControl w:val="0"/>
+                  <w:pBdr>
+                    <w:top w:space="0" w:sz="0" w:val="nil"/>
+                    <w:left w:space="0" w:sz="0" w:val="nil"/>
+                    <w:bottom w:space="0" w:sz="0" w:val="nil"/>
+                    <w:right w:space="0" w:sz="0" w:val="nil"/>
+                    <w:between w:space="0" w:sz="0" w:val="nil"/>
+                  </w:pBdr>
+                  <w:shd w:fill="auto" w:val="clear"/>
+                  <w:spacing w:after="0" w:before="0" w:line="240" w:lineRule="auto"/>
+                  <w:ind w:left="0" w:right="0" w:firstLine="0"/>
+                  <w:jc w:val="left"/>
+                  <w:rPr>
+                    <w:b w:val="1"/>
+                    <w:bCs w:val="1"/>
+                    <w:sz w:val="28"/>
+                    <w:szCs w:val="28"/>
+                  </w:rPr>
+                </w:pPr>
+                <w:r>
+                  <w:rPr>
+                    <w:b w:val="1"/>
+                    <w:bCs w:val="1"/>
+                    <w:sz w:val="28"/>
+                    <w:szCs w:val="28"/>
+                    <w:rtl w:val="0"/>
+                  </w:rPr>
+                  <w:t xml:space="preserve">После оформления заказа появится сообщение «Спасибо за покупку! Ваши ключи: Dark Souls 3», баланс уменьшится на сумму заказа и станет равным 15 000. </w:t>
+                </w:r>
+              </w:p>
+            </w:tc>
+            <w:tc>
+              <w:tcPr>
+                <w:shd w:fill="auto" w:val="clear"/>
+                <w:tcMar>
+                  <w:top w:w="100.0" w:type="dxa"/>
+                  <w:left w:w="100.0" w:type="dxa"/>
+                  <w:bottom w:w="100.0" w:type="dxa"/>
+                  <w:right w:w="100.0" w:type="dxa"/>
+                </w:tcMar>
+                <w:vAlign w:val="top"/>
+              </w:tcPr>
+              <w:p>
+                <w:pPr>
+                  <w:keepNext w:val="0"/>
+                  <w:keepLines w:val="0"/>
+                  <w:pageBreakBefore w:val="0"/>
+                  <w:widowControl w:val="0"/>
+                  <w:pBdr>
+                    <w:top w:space="0" w:sz="0" w:val="nil"/>
+                    <w:left w:space="0" w:sz="0" w:val="nil"/>
+                    <w:bottom w:space="0" w:sz="0" w:val="nil"/>
+                    <w:right w:space="0" w:sz="0" w:val="nil"/>
+                    <w:between w:space="0" w:sz="0" w:val="nil"/>
+                  </w:pBdr>
+                  <w:shd w:fill="auto" w:val="clear"/>
+                  <w:spacing w:after="0" w:before="0" w:line="240" w:lineRule="auto"/>
+                  <w:ind w:left="0" w:right="0" w:firstLine="0"/>
+                  <w:jc w:val="left"/>
+                  <w:rPr>
+                    <w:b w:val="1"/>
+                    <w:bCs w:val="1"/>
+                    <w:sz w:val="28"/>
+                    <w:szCs w:val="28"/>
+                  </w:rPr>
+                </w:pPr>
+                <w:r>
+                  <w:rPr>
+                    <w:b w:val="1"/>
+                    <w:bCs w:val="1"/>
+                    <w:sz w:val="28"/>
+                    <w:szCs w:val="28"/>
+                    <w:rtl w:val="0"/>
+                  </w:rPr>
+                  <w:t xml:space="preserve">После оформления заказа появится сообщение «Спасибо за покупку! Ваши ключи: Dark Souls 3», баланс уменьшится на сумму заказа и станет равным 15 000. </w:t>
+                </w:r>
+              </w:p>
+            </w:tc>
+          </w:tr>
+          <w:tr>
+            <w:trPr>
+              <w:cantSplit w:val="0"/>
+              <w:tblHeader w:val="0"/>
+            </w:trPr>
+            <w:tc>
+              <w:tcPr>
+                <w:shd w:fill="auto" w:val="clear"/>
+                <w:tcMar>
+                  <w:top w:w="100.0" w:type="dxa"/>
+                  <w:left w:w="100.0" w:type="dxa"/>
+                  <w:bottom w:w="100.0" w:type="dxa"/>
+                  <w:right w:w="100.0" w:type="dxa"/>
+                </w:tcMar>
+                <w:vAlign w:val="top"/>
+              </w:tcPr>
+              <w:p>
+                <w:pPr>
+                  <w:keepNext w:val="0"/>
+                  <w:keepLines w:val="0"/>
+                  <w:pageBreakBefore w:val="0"/>
+                  <w:widowControl w:val="0"/>
+                  <w:pBdr>
+                    <w:top w:space="0" w:sz="0" w:val="nil"/>
+                    <w:left w:space="0" w:sz="0" w:val="nil"/>
+                    <w:bottom w:space="0" w:sz="0" w:val="nil"/>
+                    <w:right w:space="0" w:sz="0" w:val="nil"/>
+                    <w:between w:space="0" w:sz="0" w:val="nil"/>
+                  </w:pBdr>
+                  <w:shd w:fill="auto" w:val="clear"/>
+                  <w:spacing w:after="0" w:before="0" w:line="240" w:lineRule="auto"/>
+                  <w:ind w:left="0" w:right="0" w:firstLine="0"/>
+                  <w:jc w:val="left"/>
+                  <w:rPr>
+                    <w:b w:val="1"/>
+                    <w:bCs w:val="1"/>
+                    <w:sz w:val="28"/>
+                    <w:szCs w:val="28"/>
+                  </w:rPr>
+                </w:pPr>
+                <w:r>
+                  <w:rPr>
+                    <w:b w:val="1"/>
+                    <w:bCs w:val="1"/>
+                    <w:sz w:val="28"/>
+                    <w:szCs w:val="28"/>
+                    <w:rtl w:val="0"/>
+                  </w:rPr>
+                  <w:t xml:space="preserve">Перейти во вкладку «Товары», 1 раз нажать на кнопку «В корзину» у игры «Dark Souls 3», перейти во вкладку «Корзина» (где находится игра «Dark Souls 3» стоимостью 1599,99 руб.) и при текущем балансе 1000 руб. нажать на кнопку «Заказать».</w:t>
+                </w:r>
+              </w:p>
+            </w:tc>
+            <w:tc>
+              <w:tcPr>
+                <w:shd w:fill="auto" w:val="clear"/>
+                <w:tcMar>
+                  <w:top w:w="100.0" w:type="dxa"/>
+                  <w:left w:w="100.0" w:type="dxa"/>
+                  <w:bottom w:w="100.0" w:type="dxa"/>
+                  <w:right w:w="100.0" w:type="dxa"/>
+                </w:tcMar>
+                <w:vAlign w:val="top"/>
+              </w:tcPr>
+              <w:p>
+                <w:pPr>
+                  <w:keepNext w:val="0"/>
+                  <w:keepLines w:val="0"/>
+                  <w:pageBreakBefore w:val="0"/>
+                  <w:widowControl w:val="0"/>
+                  <w:pBdr>
+                    <w:top w:space="0" w:sz="0" w:val="nil"/>
+                    <w:left w:space="0" w:sz="0" w:val="nil"/>
+                    <w:bottom w:space="0" w:sz="0" w:val="nil"/>
+                    <w:right w:space="0" w:sz="0" w:val="nil"/>
+                    <w:between w:space="0" w:sz="0" w:val="nil"/>
+                  </w:pBdr>
+                  <w:shd w:fill="auto" w:val="clear"/>
+                  <w:spacing w:after="0" w:before="0" w:line="240" w:lineRule="auto"/>
+                  <w:ind w:left="0" w:right="0" w:firstLine="0"/>
+                  <w:jc w:val="left"/>
+                  <w:rPr>
+                    <w:b w:val="1"/>
+                    <w:bCs w:val="1"/>
+                    <w:sz w:val="28"/>
+                    <w:szCs w:val="28"/>
+                  </w:rPr>
+                </w:pPr>
+                <w:r>
+                  <w:rPr>
+                    <w:b w:val="1"/>
+                    <w:bCs w:val="1"/>
+                    <w:sz w:val="28"/>
+                    <w:szCs w:val="28"/>
+                    <w:rtl w:val="0"/>
+                  </w:rPr>
+                  <w:t xml:space="preserve">При недостаточном балансе (1000 руб.) выводится предупреждающее сообщение «Недостаточно средств», оформление заказа блокируется, а баланс пользователя остаётся без изменений.</w:t>
+                </w:r>
+              </w:p>
+            </w:tc>
+            <w:tc>
+              <w:tcPr>
+                <w:shd w:fill="auto" w:val="clear"/>
+                <w:tcMar>
+                  <w:top w:w="100.0" w:type="dxa"/>
+                  <w:left w:w="100.0" w:type="dxa"/>
+                  <w:bottom w:w="100.0" w:type="dxa"/>
+                  <w:right w:w="100.0" w:type="dxa"/>
+                </w:tcMar>
+                <w:vAlign w:val="top"/>
+              </w:tcPr>
+              <w:p>
+                <w:pPr>
+                  <w:keepNext w:val="0"/>
+                  <w:keepLines w:val="0"/>
+                  <w:pageBreakBefore w:val="0"/>
+                  <w:widowControl w:val="0"/>
+                  <w:pBdr>
+                    <w:top w:space="0" w:sz="0" w:val="nil"/>
+                    <w:left w:space="0" w:sz="0" w:val="nil"/>
+                    <w:bottom w:space="0" w:sz="0" w:val="nil"/>
+                    <w:right w:space="0" w:sz="0" w:val="nil"/>
+                    <w:between w:space="0" w:sz="0" w:val="nil"/>
+                  </w:pBdr>
+                  <w:shd w:fill="auto" w:val="clear"/>
+                  <w:spacing w:after="0" w:before="0" w:line="240" w:lineRule="auto"/>
+                  <w:ind w:left="0" w:right="0" w:firstLine="0"/>
+                  <w:jc w:val="left"/>
+                  <w:rPr>
+                    <w:b w:val="1"/>
+                    <w:bCs w:val="1"/>
+                    <w:sz w:val="28"/>
+                    <w:szCs w:val="28"/>
+                  </w:rPr>
+                </w:pPr>
+                <w:r>
+                  <w:rPr>
+                    <w:b w:val="1"/>
+                    <w:bCs w:val="1"/>
+                    <w:sz w:val="28"/>
+                    <w:szCs w:val="28"/>
+                    <w:rtl w:val="0"/>
+                  </w:rPr>
+                  <w:t xml:space="preserve">Баланс пользователя ушел в минус и выдался ключ игры</w:t>
+                </w:r>
+              </w:p>
+              <w:p>
+                <w:pPr>
+                  <w:keepNext w:val="0"/>
+                  <w:keepLines w:val="0"/>
+                  <w:pageBreakBefore w:val="0"/>
+                  <w:widowControl w:val="0"/>
+                  <w:pBdr>
+                    <w:top w:space="0" w:sz="0" w:val="nil"/>
+                    <w:left w:space="0" w:sz="0" w:val="nil"/>
+                    <w:bottom w:space="0" w:sz="0" w:val="nil"/>
+                    <w:right w:space="0" w:sz="0" w:val="nil"/>
+                    <w:between w:space="0" w:sz="0" w:val="nil"/>
+                  </w:pBdr>
+                  <w:shd w:fill="auto" w:val="clear"/>
+                  <w:spacing w:after="0" w:before="0" w:line="240" w:lineRule="auto"/>
+                  <w:ind w:left="0" w:right="0" w:firstLine="0"/>
+                  <w:jc w:val="left"/>
+                  <w:rPr>
+                    <w:b w:val="1"/>
+                    <w:bCs w:val="1"/>
+                    <w:sz w:val="28"/>
+                    <w:szCs w:val="28"/>
+                  </w:rPr>
+                </w:pPr>
+                <w:r>
+                  <w:rPr>
+                    <w:rtl w:val="0"/>
+                  </w:rPr>
+                </w:r>
+              </w:p>
+            </w:tc>
+          </w:tr>
+        </w:tbl>
+      </w:sdtContent>
+    </w:sdt>
+    <w:p>
+      <w:pPr>
+        <w:rPr>
+          <w:b w:val="1"/>
+          <w:bCs w:val="1"/>
+          <w:sz w:val="28"/>
+          <w:szCs w:val="28"/>
+        </w:rPr>
+      </w:pPr>
+      <w:r>
+        <w:rPr>
+          <w:rtl w:val="0"/>
+        </w:rPr>
+      </w:r>
+    </w:p>
+    <w:p>
+      <w:pPr>
+        <w:numPr>
+          <w:ilvl w:val="0"/>
+          <w:numId w:val="1"/>
+        </w:numPr>
+        <w:ind w:left="720" w:hanging="360"/>
+        <w:rPr>
+          <w:b w:val="1"/>
+          <w:bCs w:val="1"/>
+          <w:sz w:val="28"/>
+          <w:szCs w:val="28"/>
+          <w:u w:val="none"/>
+        </w:rPr>
+      </w:pPr>
+      <w:r>
+        <w:rPr>
+          <w:b w:val="1"/>
+          <w:bCs w:val="1"/>
+          <w:sz w:val="28"/>
+          <w:szCs w:val="28"/>
+          <w:rtl w:val="0"/>
+        </w:rPr>
+        <w:t xml:space="preserve">Ответы на контрольные вопросы</w:t>
+      </w:r>
+    </w:p>
+    <w:p>
+      <w:pPr>
+        <w:widowControl w:val="0"/>
+        <w:numPr>
+          <w:ilvl w:val="1"/>
+          <w:numId w:val="1"/>
+        </w:numPr>
+        <w:ind w:left="1440" w:hanging="360"/>
+        <w:jc w:val="both"/>
+        <w:rPr>
+          <w:sz w:val="28"/>
+          <w:szCs w:val="28"/>
+          <w:u w:val="none"/>
+        </w:rPr>
+      </w:pPr>
+      <w:r>
+        <w:rPr>
+          <w:sz w:val="28"/>
+          <w:szCs w:val="28"/>
+          <w:rtl w:val="0"/>
+        </w:rPr>
+        <w:t xml:space="preserve">Что такое тестирование черного ящика?</w:t>
+      </w:r>
+    </w:p>
+    <w:p>
+      <w:pPr>
+        <w:widowControl w:val="0"/>
+        <w:ind w:firstLine="709"/>
+        <w:jc w:val="both"/>
+        <w:rPr>
+          <w:sz w:val="28"/>
+          <w:szCs w:val="28"/>
+        </w:rPr>
+      </w:pPr>
+      <w:r>
+        <w:rPr>
+          <w:sz w:val="28"/>
+          <w:szCs w:val="28"/>
+          <w:rtl w:val="0"/>
+        </w:rPr>
+        <w:t xml:space="preserve">Тестирование чёрного ящика — это метод тестирования программного обеспечения, при котором тестировщик проверяет функциональность системы, не имея доступа к её внутреннему коду, архитектуре и реализации. Тестирование проводится исключительно на основе внешнего поведения приложения: подаются входные данные и проверяется соответствие полученного результата заявленным требованиям.</w:t>
+      </w:r>
+    </w:p>
+    <w:p>
+      <w:pPr>
+        <w:widowControl w:val="0"/>
+        <w:numPr>
+          <w:ilvl w:val="1"/>
+          <w:numId w:val="1"/>
+        </w:numPr>
+        <w:ind w:left="1440" w:hanging="360"/>
+        <w:jc w:val="both"/>
+        <w:rPr>
+          <w:sz w:val="28"/>
+          <w:szCs w:val="28"/>
+          <w:u w:val="none"/>
+        </w:rPr>
+      </w:pPr>
+      <w:r>
+        <w:rPr>
+          <w:sz w:val="28"/>
+          <w:szCs w:val="28"/>
+          <w:rtl w:val="0"/>
+        </w:rPr>
+        <w:t xml:space="preserve">Какие преимущества и недостатки у тестирования черного ящика?</w:t>
+      </w:r>
+    </w:p>
+    <w:p>
+      <w:pPr>
+        <w:widowControl w:val="0"/>
+        <w:ind w:firstLine="709"/>
+        <w:jc w:val="both"/>
+        <w:rPr>
+          <w:sz w:val="28"/>
+          <w:szCs w:val="28"/>
+        </w:rPr>
+      </w:pPr>
+      <w:r>
+        <w:rPr>
+          <w:sz w:val="28"/>
+          <w:szCs w:val="28"/>
+          <w:rtl w:val="0"/>
+        </w:rPr>
+        <w:t xml:space="preserve">Преимущества: не требуется знание программирования и внутренней структуры кода; тестирование проводится с точки зрения конечного пользователя; универсальность метода; быстрое выявление критических сбоев в пользовательском интерфейсе и сценариях использования.   </w:t>
+      </w:r>
+    </w:p>
+    <w:p>
+      <w:pPr>
+        <w:widowControl w:val="0"/>
+        <w:ind w:firstLine="709"/>
+        <w:jc w:val="both"/>
+        <w:rPr>
+          <w:sz w:val="28"/>
+          <w:szCs w:val="28"/>
+        </w:rPr>
+      </w:pPr>
+      <w:r>
+        <w:rPr>
+          <w:sz w:val="28"/>
+          <w:szCs w:val="28"/>
+          <w:rtl w:val="0"/>
+        </w:rPr>
+        <w:t xml:space="preserve">Недостатки: невозможно проверить нереализованные ветки кода; есть риск пропустить скрытые логические ошибки в архитектуре; сложно оценить полноту покрытия тестами без знания исходного кода.</w:t>
+      </w:r>
+    </w:p>
+    <w:p>
+      <w:pPr>
+        <w:widowControl w:val="0"/>
+        <w:numPr>
+          <w:ilvl w:val="1"/>
+          <w:numId w:val="1"/>
+        </w:numPr>
+        <w:ind w:left="1440" w:hanging="360"/>
+        <w:jc w:val="both"/>
+        <w:rPr>
+          <w:sz w:val="28"/>
+          <w:szCs w:val="28"/>
+          <w:u w:val="none"/>
+        </w:rPr>
+      </w:pPr>
+      <w:r>
+        <w:rPr>
+          <w:sz w:val="28"/>
+          <w:szCs w:val="28"/>
+          <w:rtl w:val="0"/>
+        </w:rPr>
+        <w:t xml:space="preserve">Какие типы ошибок чаще всего обнаруживаются при тестировании черного ящика?</w:t>
+      </w:r>
+    </w:p>
+    <w:p>
+      <w:pPr>
+        <w:widowControl w:val="0"/>
+        <w:ind w:firstLine="720"/>
+        <w:jc w:val="both"/>
+        <w:rPr>
+          <w:sz w:val="28"/>
+          <w:szCs w:val="28"/>
+        </w:rPr>
+      </w:pPr>
+      <w:r>
+        <w:rPr>
+          <w:sz w:val="28"/>
+          <w:szCs w:val="28"/>
+          <w:rtl w:val="0"/>
+        </w:rPr>
+        <w:tab/>
+        <w:t xml:space="preserve">Функциональные ошибки (некорректная работа функций приложения), ошибки пользовательского интерфейса (GUI), ошибки валидации и обработки входных данных, ошибки на границах допустимых значений, а также ошибки инициализации и завершения работы программы.</w:t>
+      </w:r>
+    </w:p>
+    <w:p>
+      <w:pPr>
+        <w:widowControl w:val="0"/>
+        <w:ind w:left="0" w:firstLine="0"/>
+        <w:jc w:val="both"/>
+        <w:rPr>
+          <w:sz w:val="28"/>
+          <w:szCs w:val="28"/>
+        </w:rPr>
+      </w:pPr>
+      <w:r>
+        <w:rPr>
+          <w:rtl w:val="0"/>
+        </w:rPr>
+      </w:r>
+    </w:p>
+    <w:p>
+      <w:pPr>
+        <w:widowControl w:val="0"/>
+        <w:ind w:left="113" w:firstLine="0"/>
+        <w:jc w:val="both"/>
+        <w:rPr>
+          <w:b w:val="1"/>
+          <w:bCs w:val="1"/>
+          <w:sz w:val="28"/>
+          <w:szCs w:val="28"/>
+        </w:rPr>
+      </w:pPr>
+      <w:r>
+        <w:rPr>
+          <w:b w:val="1"/>
+          <w:bCs w:val="1"/>
+          <w:sz w:val="28"/>
+          <w:szCs w:val="28"/>
+          <w:rtl w:val="0"/>
+        </w:rPr>
+        <w:t xml:space="preserve">Вывод</w:t>
+      </w:r>
+    </w:p>
+    <w:p>
+      <w:pPr>
+        <w:widowControl w:val="0"/>
+        <w:ind w:firstLine="709"/>
+        <w:jc w:val="both"/>
+        <w:rPr>
+          <w:b w:val="1"/>
+          <w:bCs w:val="1"/>
+          <w:sz w:val="28"/>
+          <w:szCs w:val="28"/>
+        </w:rPr>
+      </w:pPr>
+      <w:r>
+        <w:rPr>
+          <w:sz w:val="28"/>
+          <w:szCs w:val="28"/>
+          <w:rtl w:val="0"/>
+        </w:rPr>
+        <w:t xml:space="preserve">В ходе выполнения лабораторной работы были изучены и освоены процесс тестирования методом «чёрного ящика».</w:t>
       </w:r>
       <w:r>
         <w:rPr>
@@ -37294,6 +39419,116 @@
 <file path=word/numbering.xml><?xml version="1.0" encoding="utf-8"?>
 <w:numbering xmlns:mc="http://schemas.openxmlformats.org/markup-compatibility/2006" xmlns:o="urn:schemas-microsoft-com:office:office" xmlns:r="http://schemas.openxmlformats.org/officeDocument/2006/relationships" xmlns:m="http://schemas.openxmlformats.org/officeDocument/2006/math" xmlns:v="urn:schemas-microsoft-com:vml" xmlns:wp="http://schemas.openxmlformats.org/drawingml/2006/wordprocessingDrawing" xmlns:w10="urn:schemas-microsoft-com:office:word" xmlns:w="http://schemas.openxmlformats.org/wordprocessingml/2006/main" xmlns:wne="http://schemas.microsoft.com/office/word/2006/wordml" xmlns:sl="http://schemas.openxmlformats.org/schemaLibrary/2006/main" xmlns:a="http://schemas.openxmlformats.org/drawingml/2006/main" xmlns:pic="http://schemas.openxmlformats.org/drawingml/2006/picture" xmlns:c="http://schemas.openxmlformats.org/drawingml/2006/chart" xmlns:lc="http://schemas.openxmlformats.org/drawingml/2006/lockedCanvas" xmlns:dgm="http://schemas.openxmlformats.org/drawingml/2006/diagram" xmlns:wps="http://schemas.microsoft.com/office/word/2010/wordprocessingShape" xmlns:wpg="http://schemas.microsoft.com/office/word/2010/wordprocessingGroup" xmlns:w14="http://schemas.microsoft.com/office/word/2010/wordml" xmlns:w15="http://schemas.microsoft.com/office/word/2012/wordml" xmlns:w16="http://schemas.microsoft.com/office/word/2018/wordml" xmlns:w16cex="http://schemas.microsoft.com/office/word/2018/wordml/cex" xmlns:w16cid="http://schemas.microsoft.com/office/word/2016/wordml/cid" xmlns="http://schemas.microsoft.com/office/tasks/2019/documenttasks" xmlns:cr="http://schemas.microsoft.com/office/comments/2020/reactions">
   <w:abstractNum w:abstractNumId="1">
+    <w:lvl w:ilvl="0">
+      <w:start w:val="1"/>
+      <w:numFmt w:val="decimal"/>
+      <w:lvlText w:val="%1."/>
+      <w:lvlJc w:val="right"/>
+      <w:pPr>
+        <w:ind w:left="720" w:hanging="360"/>
+      </w:pPr>
+      <w:rPr>
+        <w:u w:val="none"/>
+      </w:rPr>
+    </w:lvl>
+    <w:lvl w:ilvl="1">
+      <w:start w:val="1"/>
+      <w:numFmt w:val="decimal"/>
+      <w:lvlText w:val="%1.%2."/>
+      <w:lvlJc w:val="right"/>
+      <w:pPr>
+        <w:ind w:left="1440" w:hanging="360"/>
+      </w:pPr>
+      <w:rPr>
+        <w:u w:val="none"/>
+      </w:rPr>
+    </w:lvl>
+    <w:lvl w:ilvl="2">
+      <w:start w:val="1"/>
+      <w:numFmt w:val="decimal"/>
+      <w:lvlText w:val="%1.%2.%3."/>
+      <w:lvlJc w:val="right"/>
+      <w:pPr>
+        <w:ind w:left="2160" w:hanging="360"/>
+      </w:pPr>
+      <w:rPr>
+        <w:u w:val="none"/>
+      </w:rPr>
+    </w:lvl>
+    <w:lvl w:ilvl="3">
+      <w:start w:val="1"/>
+      <w:numFmt w:val="decimal"/>
+      <w:lvlText w:val="%1.%2.%3.%4."/>
+      <w:lvlJc w:val="right"/>
+      <w:pPr>
+        <w:ind w:left="2880" w:hanging="360"/>
+      </w:pPr>
+      <w:rPr>
+        <w:u w:val="none"/>
+      </w:rPr>
+    </w:lvl>
+    <w:lvl w:ilvl="4">
+      <w:start w:val="1"/>
+      <w:numFmt w:val="decimal"/>
+      <w:lvlText w:val="%1.%2.%3.%4.%5."/>
+      <w:lvlJc w:val="right"/>
+      <w:pPr>
+        <w:ind w:left="3600" w:hanging="360"/>
+      </w:pPr>
+      <w:rPr>
+        <w:u w:val="none"/>
+      </w:rPr>
+    </w:lvl>
+    <w:lvl w:ilvl="5">
+      <w:start w:val="1"/>
+      <w:numFmt w:val="decimal"/>
+      <w:lvlText w:val="%1.%2.%3.%4.%5.%6."/>
+      <w:lvlJc w:val="right"/>
+      <w:pPr>
+        <w:ind w:left="4320" w:hanging="360"/>
+      </w:pPr>
+      <w:rPr>
+        <w:u w:val="none"/>
+      </w:rPr>
+    </w:lvl>
+    <w:lvl w:ilvl="6">
+      <w:start w:val="1"/>
+      <w:numFmt w:val="decimal"/>
+      <w:lvlText w:val="%1.%2.%3.%4.%5.%6.%7."/>
+      <w:lvlJc w:val="right"/>
+      <w:pPr>
+        <w:ind w:left="5040" w:hanging="360"/>
+      </w:pPr>
+      <w:rPr>
+        <w:u w:val="none"/>
+      </w:rPr>
+    </w:lvl>
+    <w:lvl w:ilvl="7">
+      <w:start w:val="1"/>
+      <w:numFmt w:val="decimal"/>
+      <w:lvlText w:val="%1.%2.%3.%4.%5.%6.%7.%8."/>
+      <w:lvlJc w:val="right"/>
+      <w:pPr>
+        <w:ind w:left="5760" w:hanging="360"/>
+      </w:pPr>
+      <w:rPr>
+        <w:u w:val="none"/>
+      </w:rPr>
+    </w:lvl>
+    <w:lvl w:ilvl="8">
+      <w:start w:val="1"/>
+      <w:numFmt w:val="decimal"/>
+      <w:lvlText w:val="%1.%2.%3.%4.%5.%6.%7.%8.%9."/>
+      <w:lvlJc w:val="right"/>
+      <w:pPr>
+        <w:ind w:left="6480" w:hanging="360"/>
+      </w:pPr>
+      <w:rPr>
+        <w:u w:val="none"/>
+      </w:rPr>
+    </w:lvl>
+  </w:abstractNum>
+  <w:abstractNum w:abstractNumId="2">
     <w:lvl w:ilvl="0">
       <w:start w:val="1"/>
       <w:numFmt w:val="decimal"/>
@@ -37398,7 +39633,7 @@
       <w:rPr/>
     </w:lvl>
   </w:abstractNum>
-  <w:abstractNum w:abstractNumId="2">
+  <w:abstractNum w:abstractNumId="3">
     <w:lvl w:ilvl="0">
       <w:start w:val="1"/>
       <w:numFmt w:val="decimal"/>
@@ -37528,111 +39763,6 @@
       </w:rPr>
     </w:lvl>
   </w:abstractNum>
-  <w:abstractNum w:abstractNumId="3">
-    <w:lvl w:ilvl="0">
-      <w:start w:val="1"/>
-      <w:numFmt w:val="decimal"/>
-      <w:lvlText w:val="%1"/>
-      <w:lvlJc w:val="left"/>
-      <w:pPr>
-        <w:ind w:left="113" w:hanging="113"/>
-      </w:pPr>
-      <w:rPr>
-        <w:rFonts w:ascii="Times New Roman" w:cs="Times New Roman" w:eastAsia="Times New Roman" w:hAnsi="Times New Roman"/>
-        <w:b w:val="1"/>
-        <w:bCs w:val="1"/>
-        <w:i w:val="0"/>
-        <w:iCs w:val="0"/>
-        <w:sz w:val="28"/>
-        <w:szCs w:val="28"/>
-      </w:rPr>
-    </w:lvl>
-    <w:lvl w:ilvl="1">
-      <w:start w:val="1"/>
-      <w:numFmt w:val="decimal"/>
-      <w:lvlText w:val="%1.%2"/>
-      <w:lvlJc w:val="left"/>
-      <w:pPr>
-        <w:ind w:left="0" w:firstLine="360"/>
-      </w:pPr>
-      <w:rPr>
-        <w:b w:val="0"/>
-        <w:bCs w:val="0"/>
-        <w:i w:val="0"/>
-        <w:iCs w:val="0"/>
-      </w:rPr>
-    </w:lvl>
-    <w:lvl w:ilvl="2">
-      <w:start w:val="1"/>
-      <w:numFmt w:val="decimal"/>
-      <w:lvlText w:val="%1.%2.%3."/>
-      <w:lvlJc w:val="left"/>
-      <w:pPr>
-        <w:ind w:left="1224" w:hanging="504"/>
-      </w:pPr>
-      <w:rPr/>
-    </w:lvl>
-    <w:lvl w:ilvl="3">
-      <w:start w:val="1"/>
-      <w:numFmt w:val="decimal"/>
-      <w:lvlText w:val="%1.%2.%3.%4."/>
-      <w:lvlJc w:val="left"/>
-      <w:pPr>
-        <w:ind w:left="1728" w:hanging="647.9999999999998"/>
-      </w:pPr>
-      <w:rPr/>
-    </w:lvl>
-    <w:lvl w:ilvl="4">
-      <w:start w:val="1"/>
-      <w:numFmt w:val="decimal"/>
-      <w:lvlText w:val="%1.%2.%3.%4.%5."/>
-      <w:lvlJc w:val="left"/>
-      <w:pPr>
-        <w:ind w:left="2232" w:hanging="792"/>
-      </w:pPr>
-      <w:rPr/>
-    </w:lvl>
-    <w:lvl w:ilvl="5">
-      <w:start w:val="1"/>
-      <w:numFmt w:val="decimal"/>
-      <w:lvlText w:val="%1.%2.%3.%4.%5.%6."/>
-      <w:lvlJc w:val="left"/>
-      <w:pPr>
-        <w:ind w:left="2736" w:hanging="935.9999999999998"/>
-      </w:pPr>
-      <w:rPr/>
-    </w:lvl>
-    <w:lvl w:ilvl="6">
-      <w:start w:val="1"/>
-      <w:numFmt w:val="decimal"/>
-      <w:lvlText w:val="%1.%2.%3.%4.%5.%6.%7."/>
-      <w:lvlJc w:val="left"/>
-      <w:pPr>
-        <w:ind w:left="3240" w:hanging="1080"/>
-      </w:pPr>
-      <w:rPr/>
-    </w:lvl>
-    <w:lvl w:ilvl="7">
-      <w:start w:val="1"/>
-      <w:numFmt w:val="decimal"/>
-      <w:lvlText w:val="%1.%2.%3.%4.%5.%6.%7.%8."/>
-      <w:lvlJc w:val="left"/>
-      <w:pPr>
-        <w:ind w:left="3744" w:hanging="1224.0000000000005"/>
-      </w:pPr>
-      <w:rPr/>
-    </w:lvl>
-    <w:lvl w:ilvl="8">
-      <w:start w:val="1"/>
-      <w:numFmt w:val="decimal"/>
-      <w:lvlText w:val="%1.%2.%3.%4.%5.%6.%7.%8.%9."/>
-      <w:lvlJc w:val="left"/>
-      <w:pPr>
-        <w:ind w:left="4320" w:hanging="1440"/>
-      </w:pPr>
-      <w:rPr/>
-    </w:lvl>
-  </w:abstractNum>
   <w:abstractNum w:abstractNumId="4">
     <w:lvl w:ilvl="0">
       <w:start w:val="1"/>
@@ -37739,6 +39869,111 @@
     </w:lvl>
   </w:abstractNum>
   <w:abstractNum w:abstractNumId="5">
+    <w:lvl w:ilvl="0">
+      <w:start w:val="1"/>
+      <w:numFmt w:val="decimal"/>
+      <w:lvlText w:val="%1"/>
+      <w:lvlJc w:val="left"/>
+      <w:pPr>
+        <w:ind w:left="113" w:hanging="113"/>
+      </w:pPr>
+      <w:rPr>
+        <w:rFonts w:ascii="Times New Roman" w:cs="Times New Roman" w:eastAsia="Times New Roman" w:hAnsi="Times New Roman"/>
+        <w:b w:val="1"/>
+        <w:bCs w:val="1"/>
+        <w:i w:val="0"/>
+        <w:iCs w:val="0"/>
+        <w:sz w:val="28"/>
+        <w:szCs w:val="28"/>
+      </w:rPr>
+    </w:lvl>
+    <w:lvl w:ilvl="1">
+      <w:start w:val="1"/>
+      <w:numFmt w:val="decimal"/>
+      <w:lvlText w:val="%1.%2"/>
+      <w:lvlJc w:val="left"/>
+      <w:pPr>
+        <w:ind w:left="0" w:firstLine="360"/>
+      </w:pPr>
+      <w:rPr>
+        <w:b w:val="0"/>
+        <w:bCs w:val="0"/>
+        <w:i w:val="0"/>
+        <w:iCs w:val="0"/>
+      </w:rPr>
+    </w:lvl>
+    <w:lvl w:ilvl="2">
+      <w:start w:val="1"/>
+      <w:numFmt w:val="decimal"/>
+      <w:lvlText w:val="%1.%2.%3."/>
+      <w:lvlJc w:val="left"/>
+      <w:pPr>
+        <w:ind w:left="1224" w:hanging="504"/>
+      </w:pPr>
+      <w:rPr/>
+    </w:lvl>
+    <w:lvl w:ilvl="3">
+      <w:start w:val="1"/>
+      <w:numFmt w:val="decimal"/>
+      <w:lvlText w:val="%1.%2.%3.%4."/>
+      <w:lvlJc w:val="left"/>
+      <w:pPr>
+        <w:ind w:left="1728" w:hanging="647.9999999999998"/>
+      </w:pPr>
+      <w:rPr/>
+    </w:lvl>
+    <w:lvl w:ilvl="4">
+      <w:start w:val="1"/>
+      <w:numFmt w:val="decimal"/>
+      <w:lvlText w:val="%1.%2.%3.%4.%5."/>
+      <w:lvlJc w:val="left"/>
+      <w:pPr>
+        <w:ind w:left="2232" w:hanging="792"/>
+      </w:pPr>
+      <w:rPr/>
+    </w:lvl>
+    <w:lvl w:ilvl="5">
+      <w:start w:val="1"/>
+      <w:numFmt w:val="decimal"/>
+      <w:lvlText w:val="%1.%2.%3.%4.%5.%6."/>
+      <w:lvlJc w:val="left"/>
+      <w:pPr>
+        <w:ind w:left="2736" w:hanging="935.9999999999998"/>
+      </w:pPr>
+      <w:rPr/>
+    </w:lvl>
+    <w:lvl w:ilvl="6">
+      <w:start w:val="1"/>
+      <w:numFmt w:val="decimal"/>
+      <w:lvlText w:val="%1.%2.%3.%4.%5.%6.%7."/>
+      <w:lvlJc w:val="left"/>
+      <w:pPr>
+        <w:ind w:left="3240" w:hanging="1080"/>
+      </w:pPr>
+      <w:rPr/>
+    </w:lvl>
+    <w:lvl w:ilvl="7">
+      <w:start w:val="1"/>
+      <w:numFmt w:val="decimal"/>
+      <w:lvlText w:val="%1.%2.%3.%4.%5.%6.%7.%8."/>
+      <w:lvlJc w:val="left"/>
+      <w:pPr>
+        <w:ind w:left="3744" w:hanging="1224.0000000000005"/>
+      </w:pPr>
+      <w:rPr/>
+    </w:lvl>
+    <w:lvl w:ilvl="8">
+      <w:start w:val="1"/>
+      <w:numFmt w:val="decimal"/>
+      <w:lvlText w:val="%1.%2.%3.%4.%5.%6.%7.%8.%9."/>
+      <w:lvlJc w:val="left"/>
+      <w:pPr>
+        <w:ind w:left="4320" w:hanging="1440"/>
+      </w:pPr>
+      <w:rPr/>
+    </w:lvl>
+  </w:abstractNum>
+  <w:abstractNum w:abstractNumId="6">
     <w:lvl w:ilvl="0">
       <w:start w:val="1"/>
       <w:numFmt w:val="decimal"/>
@@ -37867,6 +40102,9 @@
   </w:num>
   <w:num w:numId="5">
     <w:abstractNumId w:val="5"/>
+  </w:num>
+  <w:num w:numId="6">
+    <w:abstractNumId w:val="6"/>
   </w:num>
 </w:numbering>
 </file>
@@ -38543,6 +40781,13 @@
       <w:tblStyleColBandSize w:val="1"/>
     </w:tblPr>
   </w:style>
+  <w:style w:type="table" w:styleId="Table10">
+    <w:basedOn w:val="TableNormal"/>
+    <w:tblPr>
+      <w:tblStyleRowBandSize w:val="1"/>
+      <w:tblStyleColBandSize w:val="1"/>
+    </w:tblPr>
+  </w:style>
 </w:styles>
 </file>
 
@@ -38809,7 +41054,7 @@
 
 <file path=customXML/item1.xml><?xml version="1.0" encoding="utf-8"?>
 <go:gDocsCustomXmlDataStorage xmlns:go="http://customooxmlschemas.google.com/" xmlns:r="http://schemas.openxmlformats.org/officeDocument/2006/relationships" uri="GoogleDocsCustomDataVersion2">
-  <go:docsCustomData xmlns:go="http://customooxmlschemas.google.com/" roundtripDataSignature="AMtx7mg/IcIt1Vaw1rE8duB5nj5Bvj8m+w==">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</go:docsCustomData>
+  <go:docsCustomData xmlns:go="http://customooxmlschemas.google.com/" roundtripDataSignature="AMtx7mgl8ybKYGu/tiBNvqad8UaXZr1LXQ==">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</go:docsCustomData>
 </go:gDocsCustomXmlDataStorage>
 </file>
 
